--- a/assets/downloads/simulation-5/rubric.docx
+++ b/assets/downloads/simulation-5/rubric.docx
@@ -1,6 +1,6 @@
 
 <file path=word/document.xml><?xml version="1.0" encoding="utf-8"?>
-<w:document xmlns:wpc="http://schemas.microsoft.com/office/word/2010/wordprocessingCanvas" xmlns:cx="http://schemas.microsoft.com/office/drawing/2014/chartex" xmlns:cx1="http://schemas.microsoft.com/office/drawing/2015/9/8/chartex" xmlns:cx2="http://schemas.microsoft.com/office/drawing/2015/10/21/chartex" xmlns:cx3="http://schemas.microsoft.com/office/drawing/2016/5/9/chartex" xmlns:cx4="http://schemas.microsoft.com/office/drawing/2016/5/10/chartex" xmlns:cx5="http://schemas.microsoft.com/office/drawing/2016/5/11/chartex" xmlns:cx6="http://schemas.microsoft.com/office/drawing/2016/5/12/chartex" xmlns:cx7="http://schemas.microsoft.com/office/drawing/2016/5/13/chartex" xmlns:cx8="http://schemas.microsoft.com/office/drawing/2016/5/14/chartex" xmlns:mc="http://schemas.openxmlformats.org/markup-compatibility/2006" xmlns:aink="http://schemas.microsoft.com/office/drawing/2016/ink" xmlns:am3d="http://schemas.microsoft.com/office/drawing/2017/model3d" xmlns:o="urn:schemas-microsoft-com:office:office" xmlns:oel="http://schemas.microsoft.com/office/2019/extlst" xmlns:r="http://schemas.openxmlformats.org/officeDocument/2006/relationships" xmlns:m="http://schemas.openxmlformats.org/officeDocument/2006/math" xmlns:v="urn:schemas-microsoft-com:vml" xmlns:wp14="http://schemas.microsoft.com/office/word/2010/wordprocessingDrawing" xmlns:wp="http://schemas.openxmlformats.org/drawingml/2006/wordprocessingDrawing" xmlns:w10="urn:schemas-microsoft-com:office:word" xmlns:w="http://schemas.openxmlformats.org/wordprocessingml/2006/main" xmlns:w14="http://schemas.microsoft.com/office/word/2010/wordml" xmlns:w15="http://schemas.microsoft.com/office/word/2012/wordml" xmlns:w16cei="http://schemas.microsoft.com/office/word/2026/wordml/cei" xmlns:w16cex="http://schemas.microsoft.com/office/word/2018/wordml/cex" xmlns:w16cid="http://schemas.microsoft.com/office/word/2016/wordml/cid" xmlns:w16="http://schemas.microsoft.com/office/word/2018/wordml" xmlns:w16du="http://schemas.microsoft.com/office/word/2023/wordml/word16du" xmlns:w16sdtdh="http://schemas.microsoft.com/office/word/2020/wordml/sdtdatahash" xmlns:w16sdtfl="http://schemas.microsoft.com/office/word/2024/wordml/sdtformatlock" xmlns:w16se="http://schemas.microsoft.com/office/word/2015/wordml/symex" xmlns:wpg="http://schemas.microsoft.com/office/word/2010/wordprocessingGroup" xmlns:wpi="http://schemas.microsoft.com/office/word/2010/wordprocessingInk" xmlns:wne="http://schemas.microsoft.com/office/word/2006/wordml" xmlns:wps="http://schemas.microsoft.com/office/word/2010/wordprocessingShape" mc:Ignorable="w14 w15 w16se w16cid w16 w16cex w16sdtdh w16sdtfl w16du wp14">
+<w:document xmlns:wpc="http://schemas.microsoft.com/office/word/2010/wordprocessingCanvas" xmlns:cx="http://schemas.microsoft.com/office/drawing/2014/chartex" xmlns:cx1="http://schemas.microsoft.com/office/drawing/2015/9/8/chartex" xmlns:cx2="http://schemas.microsoft.com/office/drawing/2015/10/21/chartex" xmlns:cx3="http://schemas.microsoft.com/office/drawing/2016/5/9/chartex" xmlns:cx4="http://schemas.microsoft.com/office/drawing/2016/5/10/chartex" xmlns:cx5="http://schemas.microsoft.com/office/drawing/2016/5/11/chartex" xmlns:cx6="http://schemas.microsoft.com/office/drawing/2016/5/12/chartex" xmlns:cx7="http://schemas.microsoft.com/office/drawing/2016/5/13/chartex" xmlns:cx8="http://schemas.microsoft.com/office/drawing/2016/5/14/chartex" xmlns:mc="http://schemas.openxmlformats.org/markup-compatibility/2006" xmlns:aink="http://schemas.microsoft.com/office/drawing/2016/ink" xmlns:am3d="http://schemas.microsoft.com/office/drawing/2017/model3d" xmlns:o="urn:schemas-microsoft-com:office:office" xmlns:oel="http://schemas.microsoft.com/office/2019/extlst" xmlns:r="http://schemas.openxmlformats.org/officeDocument/2006/relationships" xmlns:m="http://schemas.openxmlformats.org/officeDocument/2006/math" xmlns:v="urn:schemas-microsoft-com:vml" xmlns:wp14="http://schemas.microsoft.com/office/word/2010/wordprocessingDrawing" xmlns:wp="http://schemas.openxmlformats.org/drawingml/2006/wordprocessingDrawing" xmlns:w10="urn:schemas-microsoft-com:office:word" xmlns:w="http://schemas.openxmlformats.org/wordprocessingml/2006/main" xmlns:w14="http://schemas.microsoft.com/office/word/2010/wordml" xmlns:w15="http://schemas.microsoft.com/office/word/2012/wordml" xmlns:w16cex="http://schemas.microsoft.com/office/word/2018/wordml/cex" xmlns:w16cid="http://schemas.microsoft.com/office/word/2016/wordml/cid" xmlns:w16="http://schemas.microsoft.com/office/word/2018/wordml" xmlns:w16du="http://schemas.microsoft.com/office/word/2023/wordml/word16du" xmlns:w16sdtdh="http://schemas.microsoft.com/office/word/2020/wordml/sdtdatahash" xmlns:w16sdtfl="http://schemas.microsoft.com/office/word/2024/wordml/sdtformatlock" xmlns:w16se="http://schemas.microsoft.com/office/word/2015/wordml/symex" xmlns:wpg="http://schemas.microsoft.com/office/word/2010/wordprocessingGroup" xmlns:wpi="http://schemas.microsoft.com/office/word/2010/wordprocessingInk" xmlns:wne="http://schemas.microsoft.com/office/word/2006/wordml" xmlns:wps="http://schemas.microsoft.com/office/word/2010/wordprocessingShape" mc:Ignorable="w14 w15 w16se w16cid w16 w16cex w16sdtdh w16sdtfl w16du wp14">
   <w:body>
     <w:p>
       <w:pPr>
@@ -9,16 +9,16 @@
         <w:rPr>
           <w:rFonts w:ascii="Times New Roman" w:hAnsi="Times New Roman" w:cs="Times New Roman"/>
           <w:color w:val="000000"/>
-          <w:sz w:val="24"/>
-          <w:szCs w:val="24"/>
+          <w:sz w:val="22"/>
+          <w:szCs w:val="22"/>
         </w:rPr>
       </w:pPr>
       <w:r>
         <w:rPr>
-          <w:rFonts w:ascii="Aptos" w:hAnsi="Aptos" w:cs="Aptos" w:eastAsia="Aptos"/>
+          <w:rFonts w:ascii="Aptos" w:eastAsia="Aptos" w:hAnsi="Aptos" w:cs="Aptos"/>
           <w:color w:val="000000"/>
-          <w:sz w:val="40"/>
-          <w:szCs w:val="40"/>
+          <w:sz w:val="38"/>
+          <w:szCs w:val="38"/>
         </w:rPr>
         <w:t>Rubric</w:t>
       </w:r>
@@ -52,12 +52,11 @@
             </w:pPr>
             <w:r>
               <w:rPr>
-                <w:rFonts w:ascii="Aptos" w:hAnsi="Aptos" w:cs="Aptos" w:eastAsia="Aptos"/>
                 <w:b/>
                 <w:bCs/>
                 <w:color w:val="FFFFFF" w:themeColor="background1"/>
-                <w:sz w:val="22"/>
-                <w:szCs w:val="22"/>
+                <w:sz w:val="20"/>
+                <w:szCs w:val="20"/>
               </w:rPr>
               <w:t>CRITERIA</w:t>
             </w:r>
@@ -78,12 +77,11 @@
             </w:pPr>
             <w:r>
               <w:rPr>
-                <w:rFonts w:ascii="Aptos" w:hAnsi="Aptos" w:cs="Aptos" w:eastAsia="Aptos"/>
                 <w:b/>
                 <w:bCs/>
                 <w:color w:val="FFFFFF" w:themeColor="background1"/>
-                <w:sz w:val="22"/>
-                <w:szCs w:val="22"/>
+                <w:sz w:val="20"/>
+                <w:szCs w:val="20"/>
               </w:rPr>
               <w:t>EXCEPTIONAL COMPETENCE</w:t>
             </w:r>
@@ -104,12 +102,11 @@
             </w:pPr>
             <w:r>
               <w:rPr>
-                <w:rFonts w:ascii="Aptos" w:hAnsi="Aptos" w:cs="Aptos" w:eastAsia="Aptos"/>
                 <w:b/>
                 <w:bCs/>
                 <w:color w:val="FFFFFF" w:themeColor="background1"/>
-                <w:sz w:val="22"/>
-                <w:szCs w:val="22"/>
+                <w:sz w:val="20"/>
+                <w:szCs w:val="20"/>
               </w:rPr>
               <w:t>MINIMUM COMPETENCE</w:t>
             </w:r>
@@ -130,12 +127,11 @@
             </w:pPr>
             <w:r>
               <w:rPr>
-                <w:rFonts w:ascii="Aptos" w:hAnsi="Aptos" w:cs="Aptos" w:eastAsia="Aptos"/>
                 <w:b/>
                 <w:bCs/>
                 <w:color w:val="FFFFFF" w:themeColor="background1"/>
-                <w:sz w:val="22"/>
-                <w:szCs w:val="22"/>
+                <w:sz w:val="20"/>
+                <w:szCs w:val="20"/>
               </w:rPr>
               <w:t>APPROACHING COMPETENCE</w:t>
             </w:r>
@@ -156,12 +152,11 @@
             </w:pPr>
             <w:r>
               <w:rPr>
-                <w:rFonts w:ascii="Aptos" w:hAnsi="Aptos" w:cs="Aptos" w:eastAsia="Aptos"/>
                 <w:b/>
                 <w:bCs/>
                 <w:color w:val="FFFFFF" w:themeColor="background1"/>
-                <w:sz w:val="21"/>
-                <w:szCs w:val="21"/>
+                <w:sz w:val="20"/>
+                <w:szCs w:val="20"/>
               </w:rPr>
               <w:t>UNSATISFACTORY</w:t>
             </w:r>
@@ -181,14 +176,15 @@
                 <w:rFonts w:ascii="Times New Roman" w:hAnsi="Times New Roman" w:cs="Times New Roman"/>
                 <w:b/>
                 <w:bCs/>
-                <w:sz w:val="22"/>
-                <w:szCs w:val="22"/>
+                <w:sz w:val="20"/>
+                <w:szCs w:val="20"/>
               </w:rPr>
             </w:pPr>
             <w:r>
               <w:rPr>
-                <w:rFonts w:ascii="Aptos" w:hAnsi="Aptos" w:cs="Aptos" w:eastAsia="Aptos"/>
-                <w:color w:val="000000"/>
+                <w:color w:val="000000"/>
+                <w:sz w:val="20"/>
+                <w:szCs w:val="20"/>
               </w:rPr>
               <w:t>Special test selection</w:t>
             </w:r>
@@ -205,14 +201,15 @@
                 <w:rFonts w:ascii="Times New Roman" w:hAnsi="Times New Roman" w:cs="Times New Roman"/>
                 <w:b/>
                 <w:bCs/>
-                <w:sz w:val="22"/>
-                <w:szCs w:val="22"/>
+                <w:sz w:val="20"/>
+                <w:szCs w:val="20"/>
               </w:rPr>
             </w:pPr>
             <w:r>
               <w:rPr>
-                <w:rFonts w:ascii="Aptos" w:hAnsi="Aptos" w:cs="Aptos" w:eastAsia="Aptos"/>
-                <w:color w:val="000000"/>
+                <w:color w:val="000000"/>
+                <w:sz w:val="20"/>
+                <w:szCs w:val="20"/>
               </w:rPr>
               <w:t>(4) Selects the most reliable test for scenario and provides rationale for choice</w:t>
             </w:r>
@@ -229,14 +226,15 @@
                 <w:rFonts w:ascii="Times New Roman" w:hAnsi="Times New Roman" w:cs="Times New Roman"/>
                 <w:b/>
                 <w:bCs/>
-                <w:sz w:val="22"/>
-                <w:szCs w:val="22"/>
+                <w:sz w:val="20"/>
+                <w:szCs w:val="20"/>
               </w:rPr>
             </w:pPr>
             <w:r>
               <w:rPr>
-                <w:rFonts w:ascii="Aptos" w:hAnsi="Aptos" w:cs="Aptos" w:eastAsia="Aptos"/>
-                <w:color w:val="000000"/>
+                <w:color w:val="000000"/>
+                <w:sz w:val="20"/>
+                <w:szCs w:val="20"/>
               </w:rPr>
               <w:t>(3) Selects the most reliable test for scenario with limited rationale</w:t>
             </w:r>
@@ -253,14 +251,15 @@
                 <w:rFonts w:ascii="Times New Roman" w:hAnsi="Times New Roman" w:cs="Times New Roman"/>
                 <w:b/>
                 <w:bCs/>
-                <w:sz w:val="22"/>
-                <w:szCs w:val="22"/>
+                <w:sz w:val="20"/>
+                <w:szCs w:val="20"/>
               </w:rPr>
             </w:pPr>
             <w:r>
               <w:rPr>
-                <w:rFonts w:ascii="Aptos" w:hAnsi="Aptos" w:cs="Aptos" w:eastAsia="Aptos"/>
-                <w:color w:val="000000"/>
+                <w:color w:val="000000"/>
+                <w:sz w:val="20"/>
+                <w:szCs w:val="20"/>
               </w:rPr>
               <w:t>(2) Selects an appropriate test for scenario</w:t>
             </w:r>
@@ -277,14 +276,15 @@
                 <w:rFonts w:ascii="Times New Roman" w:hAnsi="Times New Roman" w:cs="Times New Roman"/>
                 <w:b/>
                 <w:bCs/>
-                <w:sz w:val="22"/>
-                <w:szCs w:val="22"/>
+                <w:sz w:val="20"/>
+                <w:szCs w:val="20"/>
               </w:rPr>
             </w:pPr>
             <w:r>
               <w:rPr>
-                <w:rFonts w:ascii="Aptos" w:hAnsi="Aptos" w:cs="Aptos" w:eastAsia="Aptos"/>
-                <w:color w:val="000000"/>
+                <w:color w:val="000000"/>
+                <w:sz w:val="20"/>
+                <w:szCs w:val="20"/>
               </w:rPr>
               <w:t>(1) Does not select appropriate test, lacks rationale</w:t>
             </w:r>
@@ -304,24 +304,17 @@
                 <w:rFonts w:ascii="Times New Roman" w:hAnsi="Times New Roman" w:cs="Times New Roman"/>
                 <w:b/>
                 <w:bCs/>
-                <w:sz w:val="22"/>
-                <w:szCs w:val="22"/>
+                <w:sz w:val="20"/>
+                <w:szCs w:val="20"/>
               </w:rPr>
             </w:pPr>
             <w:r>
               <w:rPr>
-                <w:rFonts w:ascii="Aptos" w:hAnsi="Aptos" w:cs="Aptos" w:eastAsia="Aptos"/>
-                <w:color w:val="000000"/>
-              </w:rPr>
-              <w:t xml:space="preserve">Test </w:t>
-            </w:r>
-            <w:r>
-              <w:rPr>
-                <w:rFonts w:ascii="Aptos" w:hAnsi="Aptos" w:cs="Aptos" w:eastAsia="Aptos"/>
-                <w:color w:val="000000"/>
-              </w:rPr>
-              <w:lastRenderedPageBreak/>
-              <w:t>performance</w:t>
+                <w:color w:val="000000"/>
+                <w:sz w:val="20"/>
+                <w:szCs w:val="20"/>
+              </w:rPr>
+              <w:t>Test performance</w:t>
             </w:r>
           </w:p>
         </w:tc>
@@ -336,25 +329,35 @@
                 <w:rFonts w:ascii="Times New Roman" w:hAnsi="Times New Roman" w:cs="Times New Roman"/>
                 <w:b/>
                 <w:bCs/>
-                <w:sz w:val="22"/>
-                <w:szCs w:val="22"/>
+                <w:sz w:val="20"/>
+                <w:szCs w:val="20"/>
               </w:rPr>
             </w:pPr>
             <w:r>
               <w:rPr>
-                <w:rFonts w:ascii="Aptos" w:hAnsi="Aptos" w:cs="Aptos" w:eastAsia="Aptos"/>
-                <w:color w:val="000000"/>
-              </w:rPr>
-              <w:lastRenderedPageBreak/>
-              <w:t xml:space="preserve">(4) Performs test </w:t>
+                <w:color w:val="000000"/>
+                <w:sz w:val="20"/>
+                <w:szCs w:val="20"/>
+              </w:rPr>
+              <w:t xml:space="preserve">(4) </w:t>
             </w:r>
+            <w:proofErr w:type="gramStart"/>
             <w:r>
               <w:rPr>
-                <w:rFonts w:ascii="Aptos" w:hAnsi="Aptos" w:cs="Aptos" w:eastAsia="Aptos"/>
-                <w:color w:val="000000"/>
-              </w:rPr>
-              <w:lastRenderedPageBreak/>
-              <w:t>accurately with correct technique and confidence</w:t>
+                <w:color w:val="000000"/>
+                <w:sz w:val="20"/>
+                <w:szCs w:val="20"/>
+              </w:rPr>
+              <w:t>Performs test</w:t>
+            </w:r>
+            <w:proofErr w:type="gramEnd"/>
+            <w:r>
+              <w:rPr>
+                <w:color w:val="000000"/>
+                <w:sz w:val="20"/>
+                <w:szCs w:val="20"/>
+              </w:rPr>
+              <w:t xml:space="preserve"> accurately with correct technique and confidence</w:t>
             </w:r>
           </w:p>
         </w:tc>
@@ -369,25 +372,17 @@
                 <w:rFonts w:ascii="Times New Roman" w:hAnsi="Times New Roman" w:cs="Times New Roman"/>
                 <w:b/>
                 <w:bCs/>
-                <w:sz w:val="22"/>
-                <w:szCs w:val="22"/>
+                <w:sz w:val="20"/>
+                <w:szCs w:val="20"/>
               </w:rPr>
             </w:pPr>
             <w:r>
               <w:rPr>
-                <w:rFonts w:ascii="Aptos" w:hAnsi="Aptos" w:cs="Aptos" w:eastAsia="Aptos"/>
-                <w:color w:val="000000"/>
-              </w:rPr>
-              <w:lastRenderedPageBreak/>
-              <w:t xml:space="preserve">(3) Performs test </w:t>
-            </w:r>
-            <w:r>
-              <w:rPr>
-                <w:rFonts w:ascii="Aptos" w:hAnsi="Aptos" w:cs="Aptos" w:eastAsia="Aptos"/>
-                <w:color w:val="000000"/>
-              </w:rPr>
-              <w:lastRenderedPageBreak/>
-              <w:t>correctly with minor technique errors</w:t>
+                <w:color w:val="000000"/>
+                <w:sz w:val="20"/>
+                <w:szCs w:val="20"/>
+              </w:rPr>
+              <w:t>(3) Performs test correctly with minor technique errors</w:t>
             </w:r>
           </w:p>
         </w:tc>
@@ -402,25 +397,17 @@
                 <w:rFonts w:ascii="Times New Roman" w:hAnsi="Times New Roman" w:cs="Times New Roman"/>
                 <w:b/>
                 <w:bCs/>
-                <w:sz w:val="22"/>
-                <w:szCs w:val="22"/>
+                <w:sz w:val="20"/>
+                <w:szCs w:val="20"/>
               </w:rPr>
             </w:pPr>
             <w:r>
               <w:rPr>
-                <w:rFonts w:ascii="Aptos" w:hAnsi="Aptos" w:cs="Aptos" w:eastAsia="Aptos"/>
-                <w:color w:val="000000"/>
-              </w:rPr>
-              <w:lastRenderedPageBreak/>
-              <w:t xml:space="preserve">(2) Performs the </w:t>
-            </w:r>
-            <w:r>
-              <w:rPr>
-                <w:rFonts w:ascii="Aptos" w:hAnsi="Aptos" w:cs="Aptos" w:eastAsia="Aptos"/>
-                <w:color w:val="000000"/>
-              </w:rPr>
-              <w:lastRenderedPageBreak/>
-              <w:t>test but with noticeable technique errors or lacking confidence</w:t>
+                <w:color w:val="000000"/>
+                <w:sz w:val="20"/>
+                <w:szCs w:val="20"/>
+              </w:rPr>
+              <w:t>(2) Performs the test but with noticeable technique errors or lacking confidence</w:t>
             </w:r>
           </w:p>
         </w:tc>
@@ -435,25 +422,17 @@
                 <w:rFonts w:ascii="Times New Roman" w:hAnsi="Times New Roman" w:cs="Times New Roman"/>
                 <w:b/>
                 <w:bCs/>
-                <w:sz w:val="22"/>
-                <w:szCs w:val="22"/>
+                <w:sz w:val="20"/>
+                <w:szCs w:val="20"/>
               </w:rPr>
             </w:pPr>
             <w:r>
               <w:rPr>
-                <w:rFonts w:ascii="Aptos" w:hAnsi="Aptos" w:cs="Aptos" w:eastAsia="Aptos"/>
-                <w:color w:val="000000"/>
-              </w:rPr>
-              <w:lastRenderedPageBreak/>
-              <w:t xml:space="preserve">(1) Does not </w:t>
-            </w:r>
-            <w:r>
-              <w:rPr>
-                <w:rFonts w:ascii="Aptos" w:hAnsi="Aptos" w:cs="Aptos" w:eastAsia="Aptos"/>
-                <w:color w:val="000000"/>
-              </w:rPr>
-              <w:lastRenderedPageBreak/>
-              <w:t>demonstrate correct test performance</w:t>
+                <w:color w:val="000000"/>
+                <w:sz w:val="20"/>
+                <w:szCs w:val="20"/>
+              </w:rPr>
+              <w:t>(1) Does not demonstrate correct test performance</w:t>
             </w:r>
           </w:p>
         </w:tc>
@@ -470,16 +449,16 @@
               <w:rPr>
                 <w:rFonts w:ascii="Times New Roman" w:hAnsi="Times New Roman" w:cs="Times New Roman"/>
                 <w:color w:val="000000"/>
+                <w:sz w:val="20"/>
+                <w:szCs w:val="20"/>
               </w:rPr>
             </w:pPr>
             <w:r>
               <w:rPr>
-                <w:rFonts w:ascii="Aptos" w:hAnsi="Aptos" w:cs="Aptos" w:eastAsia="Aptos"/>
-                <w:color w:val="000000"/>
-                <w:sz w:val="22"/>
-                <w:szCs w:val="22"/>
-              </w:rPr>
-              <w:lastRenderedPageBreak/>
+                <w:color w:val="000000"/>
+                <w:sz w:val="20"/>
+                <w:szCs w:val="20"/>
+              </w:rPr>
               <w:t>Professionalism</w:t>
             </w:r>
           </w:p>
@@ -494,14 +473,15 @@
               <w:rPr>
                 <w:rFonts w:ascii="Times New Roman" w:hAnsi="Times New Roman" w:cs="Times New Roman"/>
                 <w:color w:val="000000"/>
+                <w:sz w:val="20"/>
+                <w:szCs w:val="20"/>
               </w:rPr>
             </w:pPr>
             <w:r>
               <w:rPr>
-                <w:rFonts w:ascii="Aptos" w:hAnsi="Aptos" w:cs="Aptos" w:eastAsia="Aptos"/>
-                <w:color w:val="000000"/>
-                <w:sz w:val="22"/>
-                <w:szCs w:val="22"/>
+                <w:color w:val="000000"/>
+                <w:sz w:val="20"/>
+                <w:szCs w:val="20"/>
               </w:rPr>
               <w:t>(4) Exhibits exceptional professionalism with excellent communication and demeanor</w:t>
             </w:r>
@@ -517,14 +497,15 @@
               <w:rPr>
                 <w:rFonts w:ascii="Times New Roman" w:hAnsi="Times New Roman" w:cs="Times New Roman"/>
                 <w:color w:val="000000"/>
+                <w:sz w:val="20"/>
+                <w:szCs w:val="20"/>
               </w:rPr>
             </w:pPr>
             <w:r>
               <w:rPr>
-                <w:rFonts w:ascii="Aptos" w:hAnsi="Aptos" w:cs="Aptos" w:eastAsia="Aptos"/>
-                <w:color w:val="000000"/>
-                <w:sz w:val="22"/>
-                <w:szCs w:val="22"/>
+                <w:color w:val="000000"/>
+                <w:sz w:val="20"/>
+                <w:szCs w:val="20"/>
               </w:rPr>
               <w:t>(3) Exhibits appropriate communication to complete the tests</w:t>
             </w:r>
@@ -540,14 +521,15 @@
               <w:rPr>
                 <w:rFonts w:ascii="Times New Roman" w:hAnsi="Times New Roman" w:cs="Times New Roman"/>
                 <w:color w:val="000000"/>
+                <w:sz w:val="20"/>
+                <w:szCs w:val="20"/>
               </w:rPr>
             </w:pPr>
             <w:r>
               <w:rPr>
-                <w:rFonts w:ascii="Aptos" w:hAnsi="Aptos" w:cs="Aptos" w:eastAsia="Aptos"/>
-                <w:color w:val="000000"/>
-                <w:sz w:val="22"/>
-                <w:szCs w:val="22"/>
+                <w:color w:val="000000"/>
+                <w:sz w:val="20"/>
+                <w:szCs w:val="20"/>
               </w:rPr>
               <w:t>(2) Generally professional but with ineffective communication</w:t>
             </w:r>
@@ -563,14 +545,15 @@
               <w:rPr>
                 <w:rFonts w:ascii="Times New Roman" w:hAnsi="Times New Roman" w:cs="Times New Roman"/>
                 <w:color w:val="000000"/>
+                <w:sz w:val="20"/>
+                <w:szCs w:val="20"/>
               </w:rPr>
             </w:pPr>
             <w:r>
               <w:rPr>
-                <w:rFonts w:ascii="Aptos" w:hAnsi="Aptos" w:cs="Aptos" w:eastAsia="Aptos"/>
-                <w:color w:val="000000"/>
-                <w:sz w:val="22"/>
-                <w:szCs w:val="22"/>
+                <w:color w:val="000000"/>
+                <w:sz w:val="20"/>
+                <w:szCs w:val="20"/>
               </w:rPr>
               <w:t>(1) Unprofessional; lack of communication and poor demeanor</w:t>
             </w:r>
@@ -589,14 +572,15 @@
               <w:rPr>
                 <w:rFonts w:ascii="Times New Roman" w:hAnsi="Times New Roman" w:cs="Times New Roman"/>
                 <w:color w:val="000000"/>
+                <w:sz w:val="20"/>
+                <w:szCs w:val="20"/>
               </w:rPr>
             </w:pPr>
             <w:r>
               <w:rPr>
-                <w:rFonts w:ascii="Aptos" w:hAnsi="Aptos" w:cs="Aptos" w:eastAsia="Aptos"/>
-                <w:color w:val="000000"/>
-                <w:sz w:val="22"/>
-                <w:szCs w:val="22"/>
+                <w:color w:val="000000"/>
+                <w:sz w:val="20"/>
+                <w:szCs w:val="20"/>
               </w:rPr>
               <w:t>Articulating signs</w:t>
             </w:r>
@@ -612,14 +596,15 @@
               <w:rPr>
                 <w:rFonts w:ascii="Times New Roman" w:hAnsi="Times New Roman" w:cs="Times New Roman"/>
                 <w:color w:val="000000"/>
+                <w:sz w:val="20"/>
+                <w:szCs w:val="20"/>
               </w:rPr>
             </w:pPr>
             <w:r>
               <w:rPr>
-                <w:rFonts w:ascii="Aptos" w:hAnsi="Aptos" w:cs="Aptos" w:eastAsia="Aptos"/>
-                <w:color w:val="000000"/>
-                <w:sz w:val="22"/>
-                <w:szCs w:val="22"/>
+                <w:color w:val="000000"/>
+                <w:sz w:val="20"/>
+                <w:szCs w:val="20"/>
               </w:rPr>
               <w:t>(4) Describes to proctor/patient what the HCP is observing or looking for in the special test</w:t>
             </w:r>
@@ -635,14 +620,15 @@
               <w:rPr>
                 <w:rFonts w:ascii="Times New Roman" w:hAnsi="Times New Roman" w:cs="Times New Roman"/>
                 <w:color w:val="000000"/>
+                <w:sz w:val="20"/>
+                <w:szCs w:val="20"/>
               </w:rPr>
             </w:pPr>
             <w:r>
               <w:rPr>
-                <w:rFonts w:ascii="Aptos" w:hAnsi="Aptos" w:cs="Aptos" w:eastAsia="Aptos"/>
-                <w:color w:val="000000"/>
-                <w:sz w:val="22"/>
-                <w:szCs w:val="22"/>
+                <w:color w:val="000000"/>
+                <w:sz w:val="20"/>
+                <w:szCs w:val="20"/>
               </w:rPr>
               <w:t>(3) Describes information with 75% accuracy</w:t>
             </w:r>
@@ -658,14 +644,15 @@
               <w:rPr>
                 <w:rFonts w:ascii="Times New Roman" w:hAnsi="Times New Roman" w:cs="Times New Roman"/>
                 <w:color w:val="000000"/>
+                <w:sz w:val="20"/>
+                <w:szCs w:val="20"/>
               </w:rPr>
             </w:pPr>
             <w:r>
               <w:rPr>
-                <w:rFonts w:ascii="Aptos" w:hAnsi="Aptos" w:cs="Aptos" w:eastAsia="Aptos"/>
-                <w:color w:val="000000"/>
-                <w:sz w:val="22"/>
-                <w:szCs w:val="22"/>
+                <w:color w:val="000000"/>
+                <w:sz w:val="20"/>
+                <w:szCs w:val="20"/>
               </w:rPr>
               <w:t>(2) Describes information with 50% accuracy</w:t>
             </w:r>
@@ -681,14 +668,15 @@
               <w:rPr>
                 <w:rFonts w:ascii="Times New Roman" w:hAnsi="Times New Roman" w:cs="Times New Roman"/>
                 <w:color w:val="000000"/>
+                <w:sz w:val="20"/>
+                <w:szCs w:val="20"/>
               </w:rPr>
             </w:pPr>
             <w:r>
               <w:rPr>
-                <w:rFonts w:ascii="Aptos" w:hAnsi="Aptos" w:cs="Aptos" w:eastAsia="Aptos"/>
-                <w:color w:val="000000"/>
-                <w:sz w:val="22"/>
-                <w:szCs w:val="22"/>
+                <w:color w:val="000000"/>
+                <w:sz w:val="20"/>
+                <w:szCs w:val="20"/>
               </w:rPr>
               <w:t>(1) Is unable to explain what signs the HCP is looking for in the special test</w:t>
             </w:r>
@@ -707,14 +695,15 @@
               <w:rPr>
                 <w:rFonts w:ascii="Times New Roman" w:hAnsi="Times New Roman" w:cs="Times New Roman"/>
                 <w:color w:val="000000"/>
+                <w:sz w:val="20"/>
+                <w:szCs w:val="20"/>
               </w:rPr>
             </w:pPr>
             <w:r>
               <w:rPr>
-                <w:rFonts w:ascii="Aptos" w:hAnsi="Aptos" w:cs="Aptos" w:eastAsia="Aptos"/>
-                <w:color w:val="000000"/>
-                <w:sz w:val="22"/>
-                <w:szCs w:val="22"/>
+                <w:color w:val="000000"/>
+                <w:sz w:val="20"/>
+                <w:szCs w:val="20"/>
               </w:rPr>
               <w:t>Articulating methodology</w:t>
             </w:r>
@@ -730,14 +719,15 @@
               <w:rPr>
                 <w:rFonts w:ascii="Times New Roman" w:hAnsi="Times New Roman" w:cs="Times New Roman"/>
                 <w:color w:val="000000"/>
+                <w:sz w:val="20"/>
+                <w:szCs w:val="20"/>
               </w:rPr>
             </w:pPr>
             <w:r>
               <w:rPr>
-                <w:rFonts w:ascii="Aptos" w:hAnsi="Aptos" w:cs="Aptos" w:eastAsia="Aptos"/>
-                <w:color w:val="000000"/>
-                <w:sz w:val="22"/>
-                <w:szCs w:val="22"/>
+                <w:color w:val="000000"/>
+                <w:sz w:val="20"/>
+                <w:szCs w:val="20"/>
               </w:rPr>
               <w:t>(4) Able to explain why test was chosen, why it is the best test, and when to refer for additional testing or information</w:t>
             </w:r>
@@ -753,14 +743,15 @@
               <w:rPr>
                 <w:rFonts w:ascii="Times New Roman" w:hAnsi="Times New Roman" w:cs="Times New Roman"/>
                 <w:color w:val="000000"/>
+                <w:sz w:val="20"/>
+                <w:szCs w:val="20"/>
               </w:rPr>
             </w:pPr>
             <w:r>
               <w:rPr>
-                <w:rFonts w:ascii="Aptos" w:hAnsi="Aptos" w:cs="Aptos" w:eastAsia="Aptos"/>
-                <w:color w:val="000000"/>
-                <w:sz w:val="22"/>
-                <w:szCs w:val="22"/>
+                <w:color w:val="000000"/>
+                <w:sz w:val="20"/>
+                <w:szCs w:val="20"/>
               </w:rPr>
               <w:t>(3) Accurately describes why they chose the special test and why it is the best test but does not articulate when to refer</w:t>
             </w:r>
@@ -776,14 +767,15 @@
               <w:rPr>
                 <w:rFonts w:ascii="Times New Roman" w:hAnsi="Times New Roman" w:cs="Times New Roman"/>
                 <w:color w:val="000000"/>
+                <w:sz w:val="20"/>
+                <w:szCs w:val="20"/>
               </w:rPr>
             </w:pPr>
             <w:r>
               <w:rPr>
-                <w:rFonts w:ascii="Aptos" w:hAnsi="Aptos" w:cs="Aptos" w:eastAsia="Aptos"/>
-                <w:color w:val="000000"/>
-                <w:sz w:val="22"/>
-                <w:szCs w:val="22"/>
+                <w:color w:val="000000"/>
+                <w:sz w:val="20"/>
+                <w:szCs w:val="20"/>
               </w:rPr>
               <w:t>(2) Accurately describes why they chose the special test with no further information</w:t>
             </w:r>
@@ -799,14 +791,15 @@
               <w:rPr>
                 <w:rFonts w:ascii="Times New Roman" w:hAnsi="Times New Roman" w:cs="Times New Roman"/>
                 <w:color w:val="000000"/>
+                <w:sz w:val="20"/>
+                <w:szCs w:val="20"/>
               </w:rPr>
             </w:pPr>
             <w:r>
               <w:rPr>
-                <w:rFonts w:ascii="Aptos" w:hAnsi="Aptos" w:cs="Aptos" w:eastAsia="Aptos"/>
-                <w:color w:val="000000"/>
-                <w:sz w:val="22"/>
-                <w:szCs w:val="22"/>
+                <w:color w:val="000000"/>
+                <w:sz w:val="20"/>
+                <w:szCs w:val="20"/>
               </w:rPr>
               <w:t>(1) Is unable to articulate why they chose the special test</w:t>
             </w:r>
@@ -825,14 +818,15 @@
               <w:rPr>
                 <w:rFonts w:ascii="Times New Roman" w:hAnsi="Times New Roman" w:cs="Times New Roman"/>
                 <w:color w:val="000000"/>
+                <w:sz w:val="20"/>
+                <w:szCs w:val="20"/>
               </w:rPr>
             </w:pPr>
             <w:r>
               <w:rPr>
-                <w:rFonts w:ascii="Aptos" w:hAnsi="Aptos" w:cs="Aptos" w:eastAsia="Aptos"/>
-                <w:color w:val="000000"/>
-                <w:sz w:val="22"/>
-                <w:szCs w:val="22"/>
+                <w:color w:val="000000"/>
+                <w:sz w:val="20"/>
+                <w:szCs w:val="20"/>
               </w:rPr>
               <w:t>Questioning</w:t>
             </w:r>
@@ -848,14 +842,15 @@
               <w:rPr>
                 <w:rFonts w:ascii="Times New Roman" w:hAnsi="Times New Roman" w:cs="Times New Roman"/>
                 <w:color w:val="000000"/>
+                <w:sz w:val="20"/>
+                <w:szCs w:val="20"/>
               </w:rPr>
             </w:pPr>
             <w:r>
               <w:rPr>
-                <w:rFonts w:ascii="Aptos" w:hAnsi="Aptos" w:cs="Aptos" w:eastAsia="Aptos"/>
-                <w:color w:val="000000"/>
-                <w:sz w:val="22"/>
-                <w:szCs w:val="22"/>
+                <w:color w:val="000000"/>
+                <w:sz w:val="20"/>
+                <w:szCs w:val="20"/>
               </w:rPr>
               <w:t>(4) Able to accurately answer all questions posed by the proctor/patient</w:t>
             </w:r>
@@ -871,14 +866,15 @@
               <w:rPr>
                 <w:rFonts w:ascii="Times New Roman" w:hAnsi="Times New Roman" w:cs="Times New Roman"/>
                 <w:color w:val="000000"/>
+                <w:sz w:val="20"/>
+                <w:szCs w:val="20"/>
               </w:rPr>
             </w:pPr>
             <w:r>
               <w:rPr>
-                <w:rFonts w:ascii="Aptos" w:hAnsi="Aptos" w:cs="Aptos" w:eastAsia="Aptos"/>
-                <w:color w:val="000000"/>
-                <w:sz w:val="22"/>
-                <w:szCs w:val="22"/>
+                <w:color w:val="000000"/>
+                <w:sz w:val="20"/>
+                <w:szCs w:val="20"/>
               </w:rPr>
               <w:t>(3) Able to accurately answer 75% of the questions</w:t>
             </w:r>
@@ -894,14 +890,15 @@
               <w:rPr>
                 <w:rFonts w:ascii="Times New Roman" w:hAnsi="Times New Roman" w:cs="Times New Roman"/>
                 <w:color w:val="000000"/>
+                <w:sz w:val="20"/>
+                <w:szCs w:val="20"/>
               </w:rPr>
             </w:pPr>
             <w:r>
               <w:rPr>
-                <w:rFonts w:ascii="Aptos" w:hAnsi="Aptos" w:cs="Aptos" w:eastAsia="Aptos"/>
-                <w:color w:val="000000"/>
-                <w:sz w:val="22"/>
-                <w:szCs w:val="22"/>
+                <w:color w:val="000000"/>
+                <w:sz w:val="20"/>
+                <w:szCs w:val="20"/>
               </w:rPr>
               <w:t>(2) Able to accurately answer half of the questions</w:t>
             </w:r>
@@ -917,14 +914,15 @@
               <w:rPr>
                 <w:rFonts w:ascii="Times New Roman" w:hAnsi="Times New Roman" w:cs="Times New Roman"/>
                 <w:color w:val="000000"/>
+                <w:sz w:val="20"/>
+                <w:szCs w:val="20"/>
               </w:rPr>
             </w:pPr>
             <w:r>
               <w:rPr>
-                <w:rFonts w:ascii="Aptos" w:hAnsi="Aptos" w:cs="Aptos" w:eastAsia="Aptos"/>
-                <w:color w:val="000000"/>
-                <w:sz w:val="22"/>
-                <w:szCs w:val="22"/>
+                <w:color w:val="000000"/>
+                <w:sz w:val="20"/>
+                <w:szCs w:val="20"/>
               </w:rPr>
               <w:t>(1) Is unable to answer any of the questions</w:t>
             </w:r>
@@ -932,8 +930,9 @@
         </w:tc>
       </w:tr>
     </w:tbl>
+    <w:p/>
     <w:sectPr>
-      <w:footerReference w:type="default" r:id="rId10"/>
+      <w:footerReference w:type="default" r:id="rId8"/>
       <w:pgSz w:w="12240" w:h="15840"/>
       <w:pgMar w:top="1440" w:right="1440" w:bottom="1440" w:left="1440" w:header="706" w:footer="706" w:gutter="0"/>
       <w:cols w:space="720"/>
@@ -944,7 +943,7 @@
 </file>
 
 <file path=word/endnotes.xml><?xml version="1.0" encoding="utf-8"?>
-<w:endnotes xmlns:wpc="http://schemas.microsoft.com/office/word/2010/wordprocessingCanvas" xmlns:cx="http://schemas.microsoft.com/office/drawing/2014/chartex" xmlns:cx1="http://schemas.microsoft.com/office/drawing/2015/9/8/chartex" xmlns:cx2="http://schemas.microsoft.com/office/drawing/2015/10/21/chartex" xmlns:cx3="http://schemas.microsoft.com/office/drawing/2016/5/9/chartex" xmlns:cx4="http://schemas.microsoft.com/office/drawing/2016/5/10/chartex" xmlns:cx5="http://schemas.microsoft.com/office/drawing/2016/5/11/chartex" xmlns:cx6="http://schemas.microsoft.com/office/drawing/2016/5/12/chartex" xmlns:cx7="http://schemas.microsoft.com/office/drawing/2016/5/13/chartex" xmlns:cx8="http://schemas.microsoft.com/office/drawing/2016/5/14/chartex" xmlns:mc="http://schemas.openxmlformats.org/markup-compatibility/2006" xmlns:aink="http://schemas.microsoft.com/office/drawing/2016/ink" xmlns:am3d="http://schemas.microsoft.com/office/drawing/2017/model3d" xmlns:o="urn:schemas-microsoft-com:office:office" xmlns:oel="http://schemas.microsoft.com/office/2019/extlst" xmlns:r="http://schemas.openxmlformats.org/officeDocument/2006/relationships" xmlns:m="http://schemas.openxmlformats.org/officeDocument/2006/math" xmlns:v="urn:schemas-microsoft-com:vml" xmlns:wp14="http://schemas.microsoft.com/office/word/2010/wordprocessingDrawing" xmlns:wp="http://schemas.openxmlformats.org/drawingml/2006/wordprocessingDrawing" xmlns:w10="urn:schemas-microsoft-com:office:word" xmlns:w="http://schemas.openxmlformats.org/wordprocessingml/2006/main" xmlns:w14="http://schemas.microsoft.com/office/word/2010/wordml" xmlns:w15="http://schemas.microsoft.com/office/word/2012/wordml" xmlns:w16cei="http://schemas.microsoft.com/office/word/2026/wordml/cei" xmlns:w16cex="http://schemas.microsoft.com/office/word/2018/wordml/cex" xmlns:w16cid="http://schemas.microsoft.com/office/word/2016/wordml/cid" xmlns:w16="http://schemas.microsoft.com/office/word/2018/wordml" xmlns:w16du="http://schemas.microsoft.com/office/word/2023/wordml/word16du" xmlns:w16sdtdh="http://schemas.microsoft.com/office/word/2020/wordml/sdtdatahash" xmlns:w16sdtfl="http://schemas.microsoft.com/office/word/2024/wordml/sdtformatlock" xmlns:w16se="http://schemas.microsoft.com/office/word/2015/wordml/symex" xmlns:wpg="http://schemas.microsoft.com/office/word/2010/wordprocessingGroup" xmlns:wpi="http://schemas.microsoft.com/office/word/2010/wordprocessingInk" xmlns:wne="http://schemas.microsoft.com/office/word/2006/wordml" xmlns:wps="http://schemas.microsoft.com/office/word/2010/wordprocessingShape" mc:Ignorable="w14 w15 w16se w16cid w16 w16cex w16sdtdh w16sdtfl w16du wp14">
+<w:endnotes xmlns:wpc="http://schemas.microsoft.com/office/word/2010/wordprocessingCanvas" xmlns:cx="http://schemas.microsoft.com/office/drawing/2014/chartex" xmlns:cx1="http://schemas.microsoft.com/office/drawing/2015/9/8/chartex" xmlns:cx2="http://schemas.microsoft.com/office/drawing/2015/10/21/chartex" xmlns:cx3="http://schemas.microsoft.com/office/drawing/2016/5/9/chartex" xmlns:cx4="http://schemas.microsoft.com/office/drawing/2016/5/10/chartex" xmlns:cx5="http://schemas.microsoft.com/office/drawing/2016/5/11/chartex" xmlns:cx6="http://schemas.microsoft.com/office/drawing/2016/5/12/chartex" xmlns:cx7="http://schemas.microsoft.com/office/drawing/2016/5/13/chartex" xmlns:cx8="http://schemas.microsoft.com/office/drawing/2016/5/14/chartex" xmlns:mc="http://schemas.openxmlformats.org/markup-compatibility/2006" xmlns:aink="http://schemas.microsoft.com/office/drawing/2016/ink" xmlns:am3d="http://schemas.microsoft.com/office/drawing/2017/model3d" xmlns:o="urn:schemas-microsoft-com:office:office" xmlns:oel="http://schemas.microsoft.com/office/2019/extlst" xmlns:r="http://schemas.openxmlformats.org/officeDocument/2006/relationships" xmlns:m="http://schemas.openxmlformats.org/officeDocument/2006/math" xmlns:v="urn:schemas-microsoft-com:vml" xmlns:wp14="http://schemas.microsoft.com/office/word/2010/wordprocessingDrawing" xmlns:wp="http://schemas.openxmlformats.org/drawingml/2006/wordprocessingDrawing" xmlns:w10="urn:schemas-microsoft-com:office:word" xmlns:w="http://schemas.openxmlformats.org/wordprocessingml/2006/main" xmlns:w14="http://schemas.microsoft.com/office/word/2010/wordml" xmlns:w15="http://schemas.microsoft.com/office/word/2012/wordml" xmlns:w16cex="http://schemas.microsoft.com/office/word/2018/wordml/cex" xmlns:w16cid="http://schemas.microsoft.com/office/word/2016/wordml/cid" xmlns:w16="http://schemas.microsoft.com/office/word/2018/wordml" xmlns:w16du="http://schemas.microsoft.com/office/word/2023/wordml/word16du" xmlns:w16sdtdh="http://schemas.microsoft.com/office/word/2020/wordml/sdtdatahash" xmlns:w16sdtfl="http://schemas.microsoft.com/office/word/2024/wordml/sdtformatlock" xmlns:w16se="http://schemas.microsoft.com/office/word/2015/wordml/symex" xmlns:wpg="http://schemas.microsoft.com/office/word/2010/wordprocessingGroup" xmlns:wpi="http://schemas.microsoft.com/office/word/2010/wordprocessingInk" xmlns:wne="http://schemas.microsoft.com/office/word/2006/wordml" xmlns:wps="http://schemas.microsoft.com/office/word/2010/wordprocessingShape" mc:Ignorable="w14 w15 w16se w16cid w16 w16cex w16sdtdh w16sdtfl w16du wp14">
   <w:endnote w:type="separator" w:id="-1">
     <w:p>
       <w:pPr>
@@ -969,22 +968,19 @@
 </file>
 
 <file path=word/footer1.xml><?xml version="1.0" encoding="utf-8"?>
-<w:ftr xmlns:m="http://schemas.openxmlformats.org/officeDocument/2006/math" xmlns:mc="http://schemas.openxmlformats.org/markup-compatibility/2006" xmlns:mo="http://schemas.microsoft.com/office/mac/office/2008/main" xmlns:mv="urn:schemas-microsoft-com:mac:vml" xmlns:o="urn:schemas-microsoft-com:office:office" xmlns:r="http://schemas.openxmlformats.org/officeDocument/2006/relationships" xmlns:v="urn:schemas-microsoft-com:vml" xmlns:w10="urn:schemas-microsoft-com:office:word" xmlns:w14="http://schemas.microsoft.com/office/word/2010/wordml" xmlns:w="http://schemas.openxmlformats.org/wordprocessingml/2006/main" xmlns:wne="http://schemas.microsoft.com/office/word/2006/wordml" xmlns:wp14="http://schemas.microsoft.com/office/word/2010/wordprocessingDrawing" xmlns:wp="http://schemas.openxmlformats.org/drawingml/2006/wordprocessingDrawing" xmlns:wpc="http://schemas.microsoft.com/office/word/2010/wordprocessingCanvas" xmlns:wpg="http://schemas.microsoft.com/office/word/2010/wordprocessingGroup" xmlns:wpi="http://schemas.microsoft.com/office/word/2010/wordprocessingInk" xmlns:wps="http://schemas.microsoft.com/office/word/2010/wordprocessingShape" mc:Ignorable="w14 wp14">
+<w:ftr xmlns:wpc="http://schemas.microsoft.com/office/word/2010/wordprocessingCanvas" xmlns:cx="http://schemas.microsoft.com/office/drawing/2014/chartex" xmlns:cx1="http://schemas.microsoft.com/office/drawing/2015/9/8/chartex" xmlns:cx2="http://schemas.microsoft.com/office/drawing/2015/10/21/chartex" xmlns:cx3="http://schemas.microsoft.com/office/drawing/2016/5/9/chartex" xmlns:cx4="http://schemas.microsoft.com/office/drawing/2016/5/10/chartex" xmlns:cx5="http://schemas.microsoft.com/office/drawing/2016/5/11/chartex" xmlns:cx6="http://schemas.microsoft.com/office/drawing/2016/5/12/chartex" xmlns:cx7="http://schemas.microsoft.com/office/drawing/2016/5/13/chartex" xmlns:cx8="http://schemas.microsoft.com/office/drawing/2016/5/14/chartex" xmlns:mc="http://schemas.openxmlformats.org/markup-compatibility/2006" xmlns:aink="http://schemas.microsoft.com/office/drawing/2016/ink" xmlns:am3d="http://schemas.microsoft.com/office/drawing/2017/model3d" xmlns:o="urn:schemas-microsoft-com:office:office" xmlns:oel="http://schemas.microsoft.com/office/2019/extlst" xmlns:r="http://schemas.openxmlformats.org/officeDocument/2006/relationships" xmlns:m="http://schemas.openxmlformats.org/officeDocument/2006/math" xmlns:v="urn:schemas-microsoft-com:vml" xmlns:wp14="http://schemas.microsoft.com/office/word/2010/wordprocessingDrawing" xmlns:wp="http://schemas.openxmlformats.org/drawingml/2006/wordprocessingDrawing" xmlns:w10="urn:schemas-microsoft-com:office:word" xmlns:w="http://schemas.openxmlformats.org/wordprocessingml/2006/main" xmlns:w14="http://schemas.microsoft.com/office/word/2010/wordml" xmlns:w15="http://schemas.microsoft.com/office/word/2012/wordml" xmlns:w16cex="http://schemas.microsoft.com/office/word/2018/wordml/cex" xmlns:w16cid="http://schemas.microsoft.com/office/word/2016/wordml/cid" xmlns:w16="http://schemas.microsoft.com/office/word/2018/wordml" xmlns:w16du="http://schemas.microsoft.com/office/word/2023/wordml/word16du" xmlns:w16sdtdh="http://schemas.microsoft.com/office/word/2020/wordml/sdtdatahash" xmlns:w16sdtfl="http://schemas.microsoft.com/office/word/2024/wordml/sdtformatlock" xmlns:w16se="http://schemas.microsoft.com/office/word/2015/wordml/symex" xmlns:wpg="http://schemas.microsoft.com/office/word/2010/wordprocessingGroup" xmlns:wpi="http://schemas.microsoft.com/office/word/2010/wordprocessingInk" xmlns:wne="http://schemas.microsoft.com/office/word/2006/wordml" xmlns:wps="http://schemas.microsoft.com/office/word/2010/wordprocessingShape" mc:Ignorable="w14 w15 w16se w16cid w16 w16cex w16sdtdh w16sdtfl w16du wp14">
   <w:p>
     <w:pPr>
-      <w:spacing w:line="240" w:lineRule="auto" w:before="0" w:after="0"/>
-      <w:jc w:val="left"/>
+      <w:spacing w:after="0" w:line="240" w:lineRule="auto"/>
     </w:pPr>
     <w:r>
       <w:rPr>
-        <w:rFonts w:ascii="Aptos" w:hAnsi="Aptos" w:eastAsia="Aptos" w:cs="Aptos"/>
         <w:sz w:val="18"/>
       </w:rPr>
       <w:t xml:space="preserve">From J.M. Larson and H.L. Stedge, </w:t>
     </w:r>
     <w:r>
       <w:rPr>
-        <w:rFonts w:ascii="Aptos" w:hAnsi="Aptos" w:eastAsia="Aptos" w:cs="Aptos"/>
         <w:i/>
         <w:sz w:val="18"/>
       </w:rPr>
@@ -992,7 +988,6 @@
     </w:r>
     <w:r>
       <w:rPr>
-        <w:rFonts w:ascii="Aptos" w:hAnsi="Aptos" w:eastAsia="Aptos" w:cs="Aptos"/>
         <w:sz w:val="18"/>
       </w:rPr>
       <w:t xml:space="preserve"> (Human Kinetics, 2027).</w:t>
@@ -1002,7 +997,7 @@
 </file>
 
 <file path=word/footnotes.xml><?xml version="1.0" encoding="utf-8"?>
-<w:footnotes xmlns:wpc="http://schemas.microsoft.com/office/word/2010/wordprocessingCanvas" xmlns:cx="http://schemas.microsoft.com/office/drawing/2014/chartex" xmlns:cx1="http://schemas.microsoft.com/office/drawing/2015/9/8/chartex" xmlns:cx2="http://schemas.microsoft.com/office/drawing/2015/10/21/chartex" xmlns:cx3="http://schemas.microsoft.com/office/drawing/2016/5/9/chartex" xmlns:cx4="http://schemas.microsoft.com/office/drawing/2016/5/10/chartex" xmlns:cx5="http://schemas.microsoft.com/office/drawing/2016/5/11/chartex" xmlns:cx6="http://schemas.microsoft.com/office/drawing/2016/5/12/chartex" xmlns:cx7="http://schemas.microsoft.com/office/drawing/2016/5/13/chartex" xmlns:cx8="http://schemas.microsoft.com/office/drawing/2016/5/14/chartex" xmlns:mc="http://schemas.openxmlformats.org/markup-compatibility/2006" xmlns:aink="http://schemas.microsoft.com/office/drawing/2016/ink" xmlns:am3d="http://schemas.microsoft.com/office/drawing/2017/model3d" xmlns:o="urn:schemas-microsoft-com:office:office" xmlns:oel="http://schemas.microsoft.com/office/2019/extlst" xmlns:r="http://schemas.openxmlformats.org/officeDocument/2006/relationships" xmlns:m="http://schemas.openxmlformats.org/officeDocument/2006/math" xmlns:v="urn:schemas-microsoft-com:vml" xmlns:wp14="http://schemas.microsoft.com/office/word/2010/wordprocessingDrawing" xmlns:wp="http://schemas.openxmlformats.org/drawingml/2006/wordprocessingDrawing" xmlns:w10="urn:schemas-microsoft-com:office:word" xmlns:w="http://schemas.openxmlformats.org/wordprocessingml/2006/main" xmlns:w14="http://schemas.microsoft.com/office/word/2010/wordml" xmlns:w15="http://schemas.microsoft.com/office/word/2012/wordml" xmlns:w16cei="http://schemas.microsoft.com/office/word/2026/wordml/cei" xmlns:w16cex="http://schemas.microsoft.com/office/word/2018/wordml/cex" xmlns:w16cid="http://schemas.microsoft.com/office/word/2016/wordml/cid" xmlns:w16="http://schemas.microsoft.com/office/word/2018/wordml" xmlns:w16du="http://schemas.microsoft.com/office/word/2023/wordml/word16du" xmlns:w16sdtdh="http://schemas.microsoft.com/office/word/2020/wordml/sdtdatahash" xmlns:w16sdtfl="http://schemas.microsoft.com/office/word/2024/wordml/sdtformatlock" xmlns:w16se="http://schemas.microsoft.com/office/word/2015/wordml/symex" xmlns:wpg="http://schemas.microsoft.com/office/word/2010/wordprocessingGroup" xmlns:wpi="http://schemas.microsoft.com/office/word/2010/wordprocessingInk" xmlns:wne="http://schemas.microsoft.com/office/word/2006/wordml" xmlns:wps="http://schemas.microsoft.com/office/word/2010/wordprocessingShape" mc:Ignorable="w14 w15 w16se w16cid w16 w16cex w16sdtdh w16sdtfl w16du wp14">
+<w:footnotes xmlns:wpc="http://schemas.microsoft.com/office/word/2010/wordprocessingCanvas" xmlns:cx="http://schemas.microsoft.com/office/drawing/2014/chartex" xmlns:cx1="http://schemas.microsoft.com/office/drawing/2015/9/8/chartex" xmlns:cx2="http://schemas.microsoft.com/office/drawing/2015/10/21/chartex" xmlns:cx3="http://schemas.microsoft.com/office/drawing/2016/5/9/chartex" xmlns:cx4="http://schemas.microsoft.com/office/drawing/2016/5/10/chartex" xmlns:cx5="http://schemas.microsoft.com/office/drawing/2016/5/11/chartex" xmlns:cx6="http://schemas.microsoft.com/office/drawing/2016/5/12/chartex" xmlns:cx7="http://schemas.microsoft.com/office/drawing/2016/5/13/chartex" xmlns:cx8="http://schemas.microsoft.com/office/drawing/2016/5/14/chartex" xmlns:mc="http://schemas.openxmlformats.org/markup-compatibility/2006" xmlns:aink="http://schemas.microsoft.com/office/drawing/2016/ink" xmlns:am3d="http://schemas.microsoft.com/office/drawing/2017/model3d" xmlns:o="urn:schemas-microsoft-com:office:office" xmlns:oel="http://schemas.microsoft.com/office/2019/extlst" xmlns:r="http://schemas.openxmlformats.org/officeDocument/2006/relationships" xmlns:m="http://schemas.openxmlformats.org/officeDocument/2006/math" xmlns:v="urn:schemas-microsoft-com:vml" xmlns:wp14="http://schemas.microsoft.com/office/word/2010/wordprocessingDrawing" xmlns:wp="http://schemas.openxmlformats.org/drawingml/2006/wordprocessingDrawing" xmlns:w10="urn:schemas-microsoft-com:office:word" xmlns:w="http://schemas.openxmlformats.org/wordprocessingml/2006/main" xmlns:w14="http://schemas.microsoft.com/office/word/2010/wordml" xmlns:w15="http://schemas.microsoft.com/office/word/2012/wordml" xmlns:w16cex="http://schemas.microsoft.com/office/word/2018/wordml/cex" xmlns:w16cid="http://schemas.microsoft.com/office/word/2016/wordml/cid" xmlns:w16="http://schemas.microsoft.com/office/word/2018/wordml" xmlns:w16du="http://schemas.microsoft.com/office/word/2023/wordml/word16du" xmlns:w16sdtdh="http://schemas.microsoft.com/office/word/2020/wordml/sdtdatahash" xmlns:w16sdtfl="http://schemas.microsoft.com/office/word/2024/wordml/sdtformatlock" xmlns:w16se="http://schemas.microsoft.com/office/word/2015/wordml/symex" xmlns:wpg="http://schemas.microsoft.com/office/word/2010/wordprocessingGroup" xmlns:wpi="http://schemas.microsoft.com/office/word/2010/wordprocessingInk" xmlns:wne="http://schemas.microsoft.com/office/word/2006/wordml" xmlns:wps="http://schemas.microsoft.com/office/word/2010/wordprocessingShape" mc:Ignorable="w14 w15 w16se w16cid w16 w16cex w16sdtdh w16sdtfl w16du wp14">
   <w:footnote w:type="separator" w:id="-1">
     <w:p>
       <w:pPr>
@@ -1027,7 +1022,7 @@
 </file>
 
 <file path=word/numbering.xml><?xml version="1.0" encoding="utf-8"?>
-<w:numbering xmlns:wpc="http://schemas.microsoft.com/office/word/2010/wordprocessingCanvas" xmlns:cx="http://schemas.microsoft.com/office/drawing/2014/chartex" xmlns:cx1="http://schemas.microsoft.com/office/drawing/2015/9/8/chartex" xmlns:cx2="http://schemas.microsoft.com/office/drawing/2015/10/21/chartex" xmlns:cx3="http://schemas.microsoft.com/office/drawing/2016/5/9/chartex" xmlns:cx4="http://schemas.microsoft.com/office/drawing/2016/5/10/chartex" xmlns:cx5="http://schemas.microsoft.com/office/drawing/2016/5/11/chartex" xmlns:cx6="http://schemas.microsoft.com/office/drawing/2016/5/12/chartex" xmlns:cx7="http://schemas.microsoft.com/office/drawing/2016/5/13/chartex" xmlns:cx8="http://schemas.microsoft.com/office/drawing/2016/5/14/chartex" xmlns:mc="http://schemas.openxmlformats.org/markup-compatibility/2006" xmlns:aink="http://schemas.microsoft.com/office/drawing/2016/ink" xmlns:am3d="http://schemas.microsoft.com/office/drawing/2017/model3d" xmlns:o="urn:schemas-microsoft-com:office:office" xmlns:oel="http://schemas.microsoft.com/office/2019/extlst" xmlns:r="http://schemas.openxmlformats.org/officeDocument/2006/relationships" xmlns:m="http://schemas.openxmlformats.org/officeDocument/2006/math" xmlns:v="urn:schemas-microsoft-com:vml" xmlns:wp14="http://schemas.microsoft.com/office/word/2010/wordprocessingDrawing" xmlns:wp="http://schemas.openxmlformats.org/drawingml/2006/wordprocessingDrawing" xmlns:w10="urn:schemas-microsoft-com:office:word" xmlns:w="http://schemas.openxmlformats.org/wordprocessingml/2006/main" xmlns:w14="http://schemas.microsoft.com/office/word/2010/wordml" xmlns:w15="http://schemas.microsoft.com/office/word/2012/wordml" xmlns:w16cei="http://schemas.microsoft.com/office/word/2026/wordml/cei" xmlns:w16cex="http://schemas.microsoft.com/office/word/2018/wordml/cex" xmlns:w16cid="http://schemas.microsoft.com/office/word/2016/wordml/cid" xmlns:w16="http://schemas.microsoft.com/office/word/2018/wordml" xmlns:w16du="http://schemas.microsoft.com/office/word/2023/wordml/word16du" xmlns:w16sdtdh="http://schemas.microsoft.com/office/word/2020/wordml/sdtdatahash" xmlns:w16sdtfl="http://schemas.microsoft.com/office/word/2024/wordml/sdtformatlock" xmlns:w16se="http://schemas.microsoft.com/office/word/2015/wordml/symex" xmlns:wpg="http://schemas.microsoft.com/office/word/2010/wordprocessingGroup" xmlns:wpi="http://schemas.microsoft.com/office/word/2010/wordprocessingInk" xmlns:wne="http://schemas.microsoft.com/office/word/2006/wordml" xmlns:wps="http://schemas.microsoft.com/office/word/2010/wordprocessingShape" mc:Ignorable="w14 w15 w16se w16cid w16 w16cex w16sdtdh w16sdtfl w16du wp14">
+<w:numbering xmlns:wpc="http://schemas.microsoft.com/office/word/2010/wordprocessingCanvas" xmlns:cx="http://schemas.microsoft.com/office/drawing/2014/chartex" xmlns:cx1="http://schemas.microsoft.com/office/drawing/2015/9/8/chartex" xmlns:cx2="http://schemas.microsoft.com/office/drawing/2015/10/21/chartex" xmlns:cx3="http://schemas.microsoft.com/office/drawing/2016/5/9/chartex" xmlns:cx4="http://schemas.microsoft.com/office/drawing/2016/5/10/chartex" xmlns:cx5="http://schemas.microsoft.com/office/drawing/2016/5/11/chartex" xmlns:cx6="http://schemas.microsoft.com/office/drawing/2016/5/12/chartex" xmlns:cx7="http://schemas.microsoft.com/office/drawing/2016/5/13/chartex" xmlns:cx8="http://schemas.microsoft.com/office/drawing/2016/5/14/chartex" xmlns:mc="http://schemas.openxmlformats.org/markup-compatibility/2006" xmlns:aink="http://schemas.microsoft.com/office/drawing/2016/ink" xmlns:am3d="http://schemas.microsoft.com/office/drawing/2017/model3d" xmlns:o="urn:schemas-microsoft-com:office:office" xmlns:oel="http://schemas.microsoft.com/office/2019/extlst" xmlns:r="http://schemas.openxmlformats.org/officeDocument/2006/relationships" xmlns:m="http://schemas.openxmlformats.org/officeDocument/2006/math" xmlns:v="urn:schemas-microsoft-com:vml" xmlns:wp14="http://schemas.microsoft.com/office/word/2010/wordprocessingDrawing" xmlns:wp="http://schemas.openxmlformats.org/drawingml/2006/wordprocessingDrawing" xmlns:w10="urn:schemas-microsoft-com:office:word" xmlns:w="http://schemas.openxmlformats.org/wordprocessingml/2006/main" xmlns:w14="http://schemas.microsoft.com/office/word/2010/wordml" xmlns:w15="http://schemas.microsoft.com/office/word/2012/wordml" xmlns:w16cex="http://schemas.microsoft.com/office/word/2018/wordml/cex" xmlns:w16cid="http://schemas.microsoft.com/office/word/2016/wordml/cid" xmlns:w16="http://schemas.microsoft.com/office/word/2018/wordml" xmlns:w16du="http://schemas.microsoft.com/office/word/2023/wordml/word16du" xmlns:w16sdtdh="http://schemas.microsoft.com/office/word/2020/wordml/sdtdatahash" xmlns:w16sdtfl="http://schemas.microsoft.com/office/word/2024/wordml/sdtformatlock" xmlns:w16se="http://schemas.microsoft.com/office/word/2015/wordml/symex" xmlns:wpg="http://schemas.microsoft.com/office/word/2010/wordprocessingGroup" xmlns:wpi="http://schemas.microsoft.com/office/word/2010/wordprocessingInk" xmlns:wne="http://schemas.microsoft.com/office/word/2006/wordml" xmlns:wps="http://schemas.microsoft.com/office/word/2010/wordprocessingShape" mc:Ignorable="w14 w15 w16se w16cid w16 w16cex w16sdtdh w16sdtfl w16du wp14">
   <w:abstractNum w:abstractNumId="0" w15:restartNumberingAfterBreak="0">
     <w:nsid w:val="C2A1A4FE"/>
     <w:multiLevelType w:val="hybridMultilevel"/>
@@ -2569,7 +2564,7 @@
     <w:qFormat/>
     <w:rsid w:val="0094796A"/>
     <w:rPr>
-      <w:rFonts w:ascii="Aptos" w:hAnsi="Aptos" w:eastAsia="Aptos" w:cs="Aptos"/>
+      <w:rFonts w:ascii="Aptos" w:eastAsia="Aptos" w:hAnsi="Aptos" w:cs="Aptos"/>
     </w:rPr>
   </w:style>
   <w:style w:type="paragraph" w:styleId="Heading1">

--- a/assets/downloads/simulation-5/rubric.docx
+++ b/assets/downloads/simulation-5/rubric.docx
@@ -1,6 +1,6 @@
 
 <file path=word/document.xml><?xml version="1.0" encoding="utf-8"?>
-<w:document xmlns:wpc="http://schemas.microsoft.com/office/word/2010/wordprocessingCanvas" xmlns:cx="http://schemas.microsoft.com/office/drawing/2014/chartex" xmlns:cx1="http://schemas.microsoft.com/office/drawing/2015/9/8/chartex" xmlns:cx2="http://schemas.microsoft.com/office/drawing/2015/10/21/chartex" xmlns:cx3="http://schemas.microsoft.com/office/drawing/2016/5/9/chartex" xmlns:cx4="http://schemas.microsoft.com/office/drawing/2016/5/10/chartex" xmlns:cx5="http://schemas.microsoft.com/office/drawing/2016/5/11/chartex" xmlns:cx6="http://schemas.microsoft.com/office/drawing/2016/5/12/chartex" xmlns:cx7="http://schemas.microsoft.com/office/drawing/2016/5/13/chartex" xmlns:cx8="http://schemas.microsoft.com/office/drawing/2016/5/14/chartex" xmlns:mc="http://schemas.openxmlformats.org/markup-compatibility/2006" xmlns:aink="http://schemas.microsoft.com/office/drawing/2016/ink" xmlns:am3d="http://schemas.microsoft.com/office/drawing/2017/model3d" xmlns:o="urn:schemas-microsoft-com:office:office" xmlns:oel="http://schemas.microsoft.com/office/2019/extlst" xmlns:r="http://schemas.openxmlformats.org/officeDocument/2006/relationships" xmlns:m="http://schemas.openxmlformats.org/officeDocument/2006/math" xmlns:v="urn:schemas-microsoft-com:vml" xmlns:wp14="http://schemas.microsoft.com/office/word/2010/wordprocessingDrawing" xmlns:wp="http://schemas.openxmlformats.org/drawingml/2006/wordprocessingDrawing" xmlns:w10="urn:schemas-microsoft-com:office:word" xmlns:w="http://schemas.openxmlformats.org/wordprocessingml/2006/main" xmlns:w14="http://schemas.microsoft.com/office/word/2010/wordml" xmlns:w15="http://schemas.microsoft.com/office/word/2012/wordml" xmlns:w16cex="http://schemas.microsoft.com/office/word/2018/wordml/cex" xmlns:w16cid="http://schemas.microsoft.com/office/word/2016/wordml/cid" xmlns:w16="http://schemas.microsoft.com/office/word/2018/wordml" xmlns:w16du="http://schemas.microsoft.com/office/word/2023/wordml/word16du" xmlns:w16sdtdh="http://schemas.microsoft.com/office/word/2020/wordml/sdtdatahash" xmlns:w16sdtfl="http://schemas.microsoft.com/office/word/2024/wordml/sdtformatlock" xmlns:w16se="http://schemas.microsoft.com/office/word/2015/wordml/symex" xmlns:wpg="http://schemas.microsoft.com/office/word/2010/wordprocessingGroup" xmlns:wpi="http://schemas.microsoft.com/office/word/2010/wordprocessingInk" xmlns:wne="http://schemas.microsoft.com/office/word/2006/wordml" xmlns:wps="http://schemas.microsoft.com/office/word/2010/wordprocessingShape" mc:Ignorable="w14 w15 w16se w16cid w16 w16cex w16sdtdh w16sdtfl w16du wp14">
+<w:document xmlns:wpc="http://schemas.microsoft.com/office/word/2010/wordprocessingCanvas" xmlns:cx="http://schemas.microsoft.com/office/drawing/2014/chartex" xmlns:cx1="http://schemas.microsoft.com/office/drawing/2015/9/8/chartex" xmlns:cx2="http://schemas.microsoft.com/office/drawing/2015/10/21/chartex" xmlns:cx3="http://schemas.microsoft.com/office/drawing/2016/5/9/chartex" xmlns:cx4="http://schemas.microsoft.com/office/drawing/2016/5/10/chartex" xmlns:cx5="http://schemas.microsoft.com/office/drawing/2016/5/11/chartex" xmlns:cx6="http://schemas.microsoft.com/office/drawing/2016/5/12/chartex" xmlns:cx7="http://schemas.microsoft.com/office/drawing/2016/5/13/chartex" xmlns:cx8="http://schemas.microsoft.com/office/drawing/2016/5/14/chartex" xmlns:mc="http://schemas.openxmlformats.org/markup-compatibility/2006" xmlns:aink="http://schemas.microsoft.com/office/drawing/2016/ink" xmlns:am3d="http://schemas.microsoft.com/office/drawing/2017/model3d" xmlns:o="urn:schemas-microsoft-com:office:office" xmlns:oel="http://schemas.microsoft.com/office/2019/extlst" xmlns:r="http://schemas.openxmlformats.org/officeDocument/2006/relationships" xmlns:m="http://schemas.openxmlformats.org/officeDocument/2006/math" xmlns:v="urn:schemas-microsoft-com:vml" xmlns:wp14="http://schemas.microsoft.com/office/word/2010/wordprocessingDrawing" xmlns:wp="http://schemas.openxmlformats.org/drawingml/2006/wordprocessingDrawing" xmlns:w10="urn:schemas-microsoft-com:office:word" xmlns:w="http://schemas.openxmlformats.org/wordprocessingml/2006/main" xmlns:w14="http://schemas.microsoft.com/office/word/2010/wordml" xmlns:w15="http://schemas.microsoft.com/office/word/2012/wordml" xmlns:w16cei="http://schemas.microsoft.com/office/word/2026/wordml/cei" xmlns:w16cex="http://schemas.microsoft.com/office/word/2018/wordml/cex" xmlns:w16cid="http://schemas.microsoft.com/office/word/2016/wordml/cid" xmlns:w16="http://schemas.microsoft.com/office/word/2018/wordml" xmlns:w16du="http://schemas.microsoft.com/office/word/2023/wordml/word16du" xmlns:w16sdtdh="http://schemas.microsoft.com/office/word/2020/wordml/sdtdatahash" xmlns:w16sdtfl="http://schemas.microsoft.com/office/word/2024/wordml/sdtformatlock" xmlns:w16se="http://schemas.microsoft.com/office/word/2015/wordml/symex" xmlns:wpg="http://schemas.microsoft.com/office/word/2010/wordprocessingGroup" xmlns:wpi="http://schemas.microsoft.com/office/word/2010/wordprocessingInk" xmlns:wne="http://schemas.microsoft.com/office/word/2006/wordml" xmlns:wps="http://schemas.microsoft.com/office/word/2010/wordprocessingShape" mc:Ignorable="w14 w15 w16se w16cid w16 w16cex w16sdtdh w16sdtfl w16du wp14">
   <w:body>
     <w:p>
       <w:pPr>
@@ -9,16 +9,16 @@
         <w:rPr>
           <w:rFonts w:ascii="Times New Roman" w:hAnsi="Times New Roman" w:cs="Times New Roman"/>
           <w:color w:val="000000"/>
-          <w:sz w:val="22"/>
-          <w:szCs w:val="22"/>
+          <w:sz w:val="24"/>
+          <w:szCs w:val="24"/>
         </w:rPr>
       </w:pPr>
       <w:r>
         <w:rPr>
-          <w:rFonts w:ascii="Aptos" w:eastAsia="Aptos" w:hAnsi="Aptos" w:cs="Aptos"/>
+          <w:rFonts w:ascii="Aptos" w:hAnsi="Aptos" w:cs="Aptos" w:eastAsia="Aptos"/>
           <w:color w:val="000000"/>
-          <w:sz w:val="38"/>
-          <w:szCs w:val="38"/>
+          <w:sz w:val="40"/>
+          <w:szCs w:val="40"/>
         </w:rPr>
         <w:t>Rubric</w:t>
       </w:r>
@@ -52,11 +52,12 @@
             </w:pPr>
             <w:r>
               <w:rPr>
+                <w:rFonts w:ascii="Aptos" w:hAnsi="Aptos" w:cs="Aptos" w:eastAsia="Aptos"/>
                 <w:b/>
                 <w:bCs/>
                 <w:color w:val="FFFFFF" w:themeColor="background1"/>
-                <w:sz w:val="20"/>
-                <w:szCs w:val="20"/>
+                <w:sz w:val="22"/>
+                <w:szCs w:val="22"/>
               </w:rPr>
               <w:t>CRITERIA</w:t>
             </w:r>
@@ -77,11 +78,12 @@
             </w:pPr>
             <w:r>
               <w:rPr>
+                <w:rFonts w:ascii="Aptos" w:hAnsi="Aptos" w:cs="Aptos" w:eastAsia="Aptos"/>
                 <w:b/>
                 <w:bCs/>
                 <w:color w:val="FFFFFF" w:themeColor="background1"/>
-                <w:sz w:val="20"/>
-                <w:szCs w:val="20"/>
+                <w:sz w:val="22"/>
+                <w:szCs w:val="22"/>
               </w:rPr>
               <w:t>EXCEPTIONAL COMPETENCE</w:t>
             </w:r>
@@ -102,11 +104,12 @@
             </w:pPr>
             <w:r>
               <w:rPr>
+                <w:rFonts w:ascii="Aptos" w:hAnsi="Aptos" w:cs="Aptos" w:eastAsia="Aptos"/>
                 <w:b/>
                 <w:bCs/>
                 <w:color w:val="FFFFFF" w:themeColor="background1"/>
-                <w:sz w:val="20"/>
-                <w:szCs w:val="20"/>
+                <w:sz w:val="22"/>
+                <w:szCs w:val="22"/>
               </w:rPr>
               <w:t>MINIMUM COMPETENCE</w:t>
             </w:r>
@@ -127,11 +130,12 @@
             </w:pPr>
             <w:r>
               <w:rPr>
+                <w:rFonts w:ascii="Aptos" w:hAnsi="Aptos" w:cs="Aptos" w:eastAsia="Aptos"/>
                 <w:b/>
                 <w:bCs/>
                 <w:color w:val="FFFFFF" w:themeColor="background1"/>
-                <w:sz w:val="20"/>
-                <w:szCs w:val="20"/>
+                <w:sz w:val="22"/>
+                <w:szCs w:val="22"/>
               </w:rPr>
               <w:t>APPROACHING COMPETENCE</w:t>
             </w:r>
@@ -152,11 +156,12 @@
             </w:pPr>
             <w:r>
               <w:rPr>
+                <w:rFonts w:ascii="Aptos" w:hAnsi="Aptos" w:cs="Aptos" w:eastAsia="Aptos"/>
                 <w:b/>
                 <w:bCs/>
                 <w:color w:val="FFFFFF" w:themeColor="background1"/>
-                <w:sz w:val="20"/>
-                <w:szCs w:val="20"/>
+                <w:sz w:val="21"/>
+                <w:szCs w:val="21"/>
               </w:rPr>
               <w:t>UNSATISFACTORY</w:t>
             </w:r>
@@ -176,15 +181,14 @@
                 <w:rFonts w:ascii="Times New Roman" w:hAnsi="Times New Roman" w:cs="Times New Roman"/>
                 <w:b/>
                 <w:bCs/>
-                <w:sz w:val="20"/>
-                <w:szCs w:val="20"/>
+                <w:sz w:val="22"/>
+                <w:szCs w:val="22"/>
               </w:rPr>
             </w:pPr>
             <w:r>
               <w:rPr>
-                <w:color w:val="000000"/>
-                <w:sz w:val="20"/>
-                <w:szCs w:val="20"/>
+                <w:rFonts w:ascii="Aptos" w:hAnsi="Aptos" w:cs="Aptos" w:eastAsia="Aptos"/>
+                <w:color w:val="000000"/>
               </w:rPr>
               <w:t>Special test selection</w:t>
             </w:r>
@@ -201,15 +205,14 @@
                 <w:rFonts w:ascii="Times New Roman" w:hAnsi="Times New Roman" w:cs="Times New Roman"/>
                 <w:b/>
                 <w:bCs/>
-                <w:sz w:val="20"/>
-                <w:szCs w:val="20"/>
+                <w:sz w:val="22"/>
+                <w:szCs w:val="22"/>
               </w:rPr>
             </w:pPr>
             <w:r>
               <w:rPr>
-                <w:color w:val="000000"/>
-                <w:sz w:val="20"/>
-                <w:szCs w:val="20"/>
+                <w:rFonts w:ascii="Aptos" w:hAnsi="Aptos" w:cs="Aptos" w:eastAsia="Aptos"/>
+                <w:color w:val="000000"/>
               </w:rPr>
               <w:t>(4) Selects the most reliable test for scenario and provides rationale for choice</w:t>
             </w:r>
@@ -226,15 +229,14 @@
                 <w:rFonts w:ascii="Times New Roman" w:hAnsi="Times New Roman" w:cs="Times New Roman"/>
                 <w:b/>
                 <w:bCs/>
-                <w:sz w:val="20"/>
-                <w:szCs w:val="20"/>
+                <w:sz w:val="22"/>
+                <w:szCs w:val="22"/>
               </w:rPr>
             </w:pPr>
             <w:r>
               <w:rPr>
-                <w:color w:val="000000"/>
-                <w:sz w:val="20"/>
-                <w:szCs w:val="20"/>
+                <w:rFonts w:ascii="Aptos" w:hAnsi="Aptos" w:cs="Aptos" w:eastAsia="Aptos"/>
+                <w:color w:val="000000"/>
               </w:rPr>
               <w:t>(3) Selects the most reliable test for scenario with limited rationale</w:t>
             </w:r>
@@ -251,15 +253,14 @@
                 <w:rFonts w:ascii="Times New Roman" w:hAnsi="Times New Roman" w:cs="Times New Roman"/>
                 <w:b/>
                 <w:bCs/>
-                <w:sz w:val="20"/>
-                <w:szCs w:val="20"/>
+                <w:sz w:val="22"/>
+                <w:szCs w:val="22"/>
               </w:rPr>
             </w:pPr>
             <w:r>
               <w:rPr>
-                <w:color w:val="000000"/>
-                <w:sz w:val="20"/>
-                <w:szCs w:val="20"/>
+                <w:rFonts w:ascii="Aptos" w:hAnsi="Aptos" w:cs="Aptos" w:eastAsia="Aptos"/>
+                <w:color w:val="000000"/>
               </w:rPr>
               <w:t>(2) Selects an appropriate test for scenario</w:t>
             </w:r>
@@ -276,15 +277,14 @@
                 <w:rFonts w:ascii="Times New Roman" w:hAnsi="Times New Roman" w:cs="Times New Roman"/>
                 <w:b/>
                 <w:bCs/>
-                <w:sz w:val="20"/>
-                <w:szCs w:val="20"/>
+                <w:sz w:val="22"/>
+                <w:szCs w:val="22"/>
               </w:rPr>
             </w:pPr>
             <w:r>
               <w:rPr>
-                <w:color w:val="000000"/>
-                <w:sz w:val="20"/>
-                <w:szCs w:val="20"/>
+                <w:rFonts w:ascii="Aptos" w:hAnsi="Aptos" w:cs="Aptos" w:eastAsia="Aptos"/>
+                <w:color w:val="000000"/>
               </w:rPr>
               <w:t>(1) Does not select appropriate test, lacks rationale</w:t>
             </w:r>
@@ -304,17 +304,24 @@
                 <w:rFonts w:ascii="Times New Roman" w:hAnsi="Times New Roman" w:cs="Times New Roman"/>
                 <w:b/>
                 <w:bCs/>
-                <w:sz w:val="20"/>
-                <w:szCs w:val="20"/>
+                <w:sz w:val="22"/>
+                <w:szCs w:val="22"/>
               </w:rPr>
             </w:pPr>
             <w:r>
               <w:rPr>
-                <w:color w:val="000000"/>
-                <w:sz w:val="20"/>
-                <w:szCs w:val="20"/>
-              </w:rPr>
-              <w:t>Test performance</w:t>
+                <w:rFonts w:ascii="Aptos" w:hAnsi="Aptos" w:cs="Aptos" w:eastAsia="Aptos"/>
+                <w:color w:val="000000"/>
+              </w:rPr>
+              <w:t xml:space="preserve">Test </w:t>
+            </w:r>
+            <w:r>
+              <w:rPr>
+                <w:rFonts w:ascii="Aptos" w:hAnsi="Aptos" w:cs="Aptos" w:eastAsia="Aptos"/>
+                <w:color w:val="000000"/>
+              </w:rPr>
+              <w:lastRenderedPageBreak/>
+              <w:t>performance</w:t>
             </w:r>
           </w:p>
         </w:tc>
@@ -329,35 +336,25 @@
                 <w:rFonts w:ascii="Times New Roman" w:hAnsi="Times New Roman" w:cs="Times New Roman"/>
                 <w:b/>
                 <w:bCs/>
-                <w:sz w:val="20"/>
-                <w:szCs w:val="20"/>
+                <w:sz w:val="22"/>
+                <w:szCs w:val="22"/>
               </w:rPr>
             </w:pPr>
             <w:r>
               <w:rPr>
-                <w:color w:val="000000"/>
-                <w:sz w:val="20"/>
-                <w:szCs w:val="20"/>
-              </w:rPr>
-              <w:t xml:space="preserve">(4) </w:t>
-            </w:r>
-            <w:proofErr w:type="gramStart"/>
-            <w:r>
-              <w:rPr>
-                <w:color w:val="000000"/>
-                <w:sz w:val="20"/>
-                <w:szCs w:val="20"/>
-              </w:rPr>
-              <w:t>Performs test</w:t>
-            </w:r>
-            <w:proofErr w:type="gramEnd"/>
-            <w:r>
-              <w:rPr>
-                <w:color w:val="000000"/>
-                <w:sz w:val="20"/>
-                <w:szCs w:val="20"/>
-              </w:rPr>
-              <w:t xml:space="preserve"> accurately with correct technique and confidence</w:t>
+                <w:rFonts w:ascii="Aptos" w:hAnsi="Aptos" w:cs="Aptos" w:eastAsia="Aptos"/>
+                <w:color w:val="000000"/>
+              </w:rPr>
+              <w:lastRenderedPageBreak/>
+              <w:t xml:space="preserve">(4) Performs test </w:t>
+            </w:r>
+            <w:r>
+              <w:rPr>
+                <w:rFonts w:ascii="Aptos" w:hAnsi="Aptos" w:cs="Aptos" w:eastAsia="Aptos"/>
+                <w:color w:val="000000"/>
+              </w:rPr>
+              <w:lastRenderedPageBreak/>
+              <w:t>accurately with correct technique and confidence</w:t>
             </w:r>
           </w:p>
         </w:tc>
@@ -372,17 +369,25 @@
                 <w:rFonts w:ascii="Times New Roman" w:hAnsi="Times New Roman" w:cs="Times New Roman"/>
                 <w:b/>
                 <w:bCs/>
-                <w:sz w:val="20"/>
-                <w:szCs w:val="20"/>
+                <w:sz w:val="22"/>
+                <w:szCs w:val="22"/>
               </w:rPr>
             </w:pPr>
             <w:r>
               <w:rPr>
-                <w:color w:val="000000"/>
-                <w:sz w:val="20"/>
-                <w:szCs w:val="20"/>
-              </w:rPr>
-              <w:t>(3) Performs test correctly with minor technique errors</w:t>
+                <w:rFonts w:ascii="Aptos" w:hAnsi="Aptos" w:cs="Aptos" w:eastAsia="Aptos"/>
+                <w:color w:val="000000"/>
+              </w:rPr>
+              <w:lastRenderedPageBreak/>
+              <w:t xml:space="preserve">(3) Performs test </w:t>
+            </w:r>
+            <w:r>
+              <w:rPr>
+                <w:rFonts w:ascii="Aptos" w:hAnsi="Aptos" w:cs="Aptos" w:eastAsia="Aptos"/>
+                <w:color w:val="000000"/>
+              </w:rPr>
+              <w:lastRenderedPageBreak/>
+              <w:t>correctly with minor technique errors</w:t>
             </w:r>
           </w:p>
         </w:tc>
@@ -397,17 +402,25 @@
                 <w:rFonts w:ascii="Times New Roman" w:hAnsi="Times New Roman" w:cs="Times New Roman"/>
                 <w:b/>
                 <w:bCs/>
-                <w:sz w:val="20"/>
-                <w:szCs w:val="20"/>
+                <w:sz w:val="22"/>
+                <w:szCs w:val="22"/>
               </w:rPr>
             </w:pPr>
             <w:r>
               <w:rPr>
-                <w:color w:val="000000"/>
-                <w:sz w:val="20"/>
-                <w:szCs w:val="20"/>
-              </w:rPr>
-              <w:t>(2) Performs the test but with noticeable technique errors or lacking confidence</w:t>
+                <w:rFonts w:ascii="Aptos" w:hAnsi="Aptos" w:cs="Aptos" w:eastAsia="Aptos"/>
+                <w:color w:val="000000"/>
+              </w:rPr>
+              <w:lastRenderedPageBreak/>
+              <w:t xml:space="preserve">(2) Performs the </w:t>
+            </w:r>
+            <w:r>
+              <w:rPr>
+                <w:rFonts w:ascii="Aptos" w:hAnsi="Aptos" w:cs="Aptos" w:eastAsia="Aptos"/>
+                <w:color w:val="000000"/>
+              </w:rPr>
+              <w:lastRenderedPageBreak/>
+              <w:t>test but with noticeable technique errors or lacking confidence</w:t>
             </w:r>
           </w:p>
         </w:tc>
@@ -422,17 +435,25 @@
                 <w:rFonts w:ascii="Times New Roman" w:hAnsi="Times New Roman" w:cs="Times New Roman"/>
                 <w:b/>
                 <w:bCs/>
-                <w:sz w:val="20"/>
-                <w:szCs w:val="20"/>
+                <w:sz w:val="22"/>
+                <w:szCs w:val="22"/>
               </w:rPr>
             </w:pPr>
             <w:r>
               <w:rPr>
-                <w:color w:val="000000"/>
-                <w:sz w:val="20"/>
-                <w:szCs w:val="20"/>
-              </w:rPr>
-              <w:t>(1) Does not demonstrate correct test performance</w:t>
+                <w:rFonts w:ascii="Aptos" w:hAnsi="Aptos" w:cs="Aptos" w:eastAsia="Aptos"/>
+                <w:color w:val="000000"/>
+              </w:rPr>
+              <w:lastRenderedPageBreak/>
+              <w:t xml:space="preserve">(1) Does not </w:t>
+            </w:r>
+            <w:r>
+              <w:rPr>
+                <w:rFonts w:ascii="Aptos" w:hAnsi="Aptos" w:cs="Aptos" w:eastAsia="Aptos"/>
+                <w:color w:val="000000"/>
+              </w:rPr>
+              <w:lastRenderedPageBreak/>
+              <w:t>demonstrate correct test performance</w:t>
             </w:r>
           </w:p>
         </w:tc>
@@ -449,16 +470,16 @@
               <w:rPr>
                 <w:rFonts w:ascii="Times New Roman" w:hAnsi="Times New Roman" w:cs="Times New Roman"/>
                 <w:color w:val="000000"/>
-                <w:sz w:val="20"/>
-                <w:szCs w:val="20"/>
               </w:rPr>
             </w:pPr>
             <w:r>
               <w:rPr>
-                <w:color w:val="000000"/>
-                <w:sz w:val="20"/>
-                <w:szCs w:val="20"/>
-              </w:rPr>
+                <w:rFonts w:ascii="Aptos" w:hAnsi="Aptos" w:cs="Aptos" w:eastAsia="Aptos"/>
+                <w:color w:val="000000"/>
+                <w:sz w:val="22"/>
+                <w:szCs w:val="22"/>
+              </w:rPr>
+              <w:lastRenderedPageBreak/>
               <w:t>Professionalism</w:t>
             </w:r>
           </w:p>
@@ -473,15 +494,14 @@
               <w:rPr>
                 <w:rFonts w:ascii="Times New Roman" w:hAnsi="Times New Roman" w:cs="Times New Roman"/>
                 <w:color w:val="000000"/>
-                <w:sz w:val="20"/>
-                <w:szCs w:val="20"/>
               </w:rPr>
             </w:pPr>
             <w:r>
               <w:rPr>
-                <w:color w:val="000000"/>
-                <w:sz w:val="20"/>
-                <w:szCs w:val="20"/>
+                <w:rFonts w:ascii="Aptos" w:hAnsi="Aptos" w:cs="Aptos" w:eastAsia="Aptos"/>
+                <w:color w:val="000000"/>
+                <w:sz w:val="22"/>
+                <w:szCs w:val="22"/>
               </w:rPr>
               <w:t>(4) Exhibits exceptional professionalism with excellent communication and demeanor</w:t>
             </w:r>
@@ -497,15 +517,14 @@
               <w:rPr>
                 <w:rFonts w:ascii="Times New Roman" w:hAnsi="Times New Roman" w:cs="Times New Roman"/>
                 <w:color w:val="000000"/>
-                <w:sz w:val="20"/>
-                <w:szCs w:val="20"/>
               </w:rPr>
             </w:pPr>
             <w:r>
               <w:rPr>
-                <w:color w:val="000000"/>
-                <w:sz w:val="20"/>
-                <w:szCs w:val="20"/>
+                <w:rFonts w:ascii="Aptos" w:hAnsi="Aptos" w:cs="Aptos" w:eastAsia="Aptos"/>
+                <w:color w:val="000000"/>
+                <w:sz w:val="22"/>
+                <w:szCs w:val="22"/>
               </w:rPr>
               <w:t>(3) Exhibits appropriate communication to complete the tests</w:t>
             </w:r>
@@ -521,15 +540,14 @@
               <w:rPr>
                 <w:rFonts w:ascii="Times New Roman" w:hAnsi="Times New Roman" w:cs="Times New Roman"/>
                 <w:color w:val="000000"/>
-                <w:sz w:val="20"/>
-                <w:szCs w:val="20"/>
               </w:rPr>
             </w:pPr>
             <w:r>
               <w:rPr>
-                <w:color w:val="000000"/>
-                <w:sz w:val="20"/>
-                <w:szCs w:val="20"/>
+                <w:rFonts w:ascii="Aptos" w:hAnsi="Aptos" w:cs="Aptos" w:eastAsia="Aptos"/>
+                <w:color w:val="000000"/>
+                <w:sz w:val="22"/>
+                <w:szCs w:val="22"/>
               </w:rPr>
               <w:t>(2) Generally professional but with ineffective communication</w:t>
             </w:r>
@@ -545,15 +563,14 @@
               <w:rPr>
                 <w:rFonts w:ascii="Times New Roman" w:hAnsi="Times New Roman" w:cs="Times New Roman"/>
                 <w:color w:val="000000"/>
-                <w:sz w:val="20"/>
-                <w:szCs w:val="20"/>
               </w:rPr>
             </w:pPr>
             <w:r>
               <w:rPr>
-                <w:color w:val="000000"/>
-                <w:sz w:val="20"/>
-                <w:szCs w:val="20"/>
+                <w:rFonts w:ascii="Aptos" w:hAnsi="Aptos" w:cs="Aptos" w:eastAsia="Aptos"/>
+                <w:color w:val="000000"/>
+                <w:sz w:val="22"/>
+                <w:szCs w:val="22"/>
               </w:rPr>
               <w:t>(1) Unprofessional; lack of communication and poor demeanor</w:t>
             </w:r>
@@ -572,15 +589,14 @@
               <w:rPr>
                 <w:rFonts w:ascii="Times New Roman" w:hAnsi="Times New Roman" w:cs="Times New Roman"/>
                 <w:color w:val="000000"/>
-                <w:sz w:val="20"/>
-                <w:szCs w:val="20"/>
               </w:rPr>
             </w:pPr>
             <w:r>
               <w:rPr>
-                <w:color w:val="000000"/>
-                <w:sz w:val="20"/>
-                <w:szCs w:val="20"/>
+                <w:rFonts w:ascii="Aptos" w:hAnsi="Aptos" w:cs="Aptos" w:eastAsia="Aptos"/>
+                <w:color w:val="000000"/>
+                <w:sz w:val="22"/>
+                <w:szCs w:val="22"/>
               </w:rPr>
               <w:t>Articulating signs</w:t>
             </w:r>
@@ -596,15 +612,14 @@
               <w:rPr>
                 <w:rFonts w:ascii="Times New Roman" w:hAnsi="Times New Roman" w:cs="Times New Roman"/>
                 <w:color w:val="000000"/>
-                <w:sz w:val="20"/>
-                <w:szCs w:val="20"/>
               </w:rPr>
             </w:pPr>
             <w:r>
               <w:rPr>
-                <w:color w:val="000000"/>
-                <w:sz w:val="20"/>
-                <w:szCs w:val="20"/>
+                <w:rFonts w:ascii="Aptos" w:hAnsi="Aptos" w:cs="Aptos" w:eastAsia="Aptos"/>
+                <w:color w:val="000000"/>
+                <w:sz w:val="22"/>
+                <w:szCs w:val="22"/>
               </w:rPr>
               <w:t>(4) Describes to proctor/patient what the HCP is observing or looking for in the special test</w:t>
             </w:r>
@@ -620,15 +635,14 @@
               <w:rPr>
                 <w:rFonts w:ascii="Times New Roman" w:hAnsi="Times New Roman" w:cs="Times New Roman"/>
                 <w:color w:val="000000"/>
-                <w:sz w:val="20"/>
-                <w:szCs w:val="20"/>
               </w:rPr>
             </w:pPr>
             <w:r>
               <w:rPr>
-                <w:color w:val="000000"/>
-                <w:sz w:val="20"/>
-                <w:szCs w:val="20"/>
+                <w:rFonts w:ascii="Aptos" w:hAnsi="Aptos" w:cs="Aptos" w:eastAsia="Aptos"/>
+                <w:color w:val="000000"/>
+                <w:sz w:val="22"/>
+                <w:szCs w:val="22"/>
               </w:rPr>
               <w:t>(3) Describes information with 75% accuracy</w:t>
             </w:r>
@@ -644,15 +658,14 @@
               <w:rPr>
                 <w:rFonts w:ascii="Times New Roman" w:hAnsi="Times New Roman" w:cs="Times New Roman"/>
                 <w:color w:val="000000"/>
-                <w:sz w:val="20"/>
-                <w:szCs w:val="20"/>
               </w:rPr>
             </w:pPr>
             <w:r>
               <w:rPr>
-                <w:color w:val="000000"/>
-                <w:sz w:val="20"/>
-                <w:szCs w:val="20"/>
+                <w:rFonts w:ascii="Aptos" w:hAnsi="Aptos" w:cs="Aptos" w:eastAsia="Aptos"/>
+                <w:color w:val="000000"/>
+                <w:sz w:val="22"/>
+                <w:szCs w:val="22"/>
               </w:rPr>
               <w:t>(2) Describes information with 50% accuracy</w:t>
             </w:r>
@@ -668,15 +681,14 @@
               <w:rPr>
                 <w:rFonts w:ascii="Times New Roman" w:hAnsi="Times New Roman" w:cs="Times New Roman"/>
                 <w:color w:val="000000"/>
-                <w:sz w:val="20"/>
-                <w:szCs w:val="20"/>
               </w:rPr>
             </w:pPr>
             <w:r>
               <w:rPr>
-                <w:color w:val="000000"/>
-                <w:sz w:val="20"/>
-                <w:szCs w:val="20"/>
+                <w:rFonts w:ascii="Aptos" w:hAnsi="Aptos" w:cs="Aptos" w:eastAsia="Aptos"/>
+                <w:color w:val="000000"/>
+                <w:sz w:val="22"/>
+                <w:szCs w:val="22"/>
               </w:rPr>
               <w:t>(1) Is unable to explain what signs the HCP is looking for in the special test</w:t>
             </w:r>
@@ -695,15 +707,14 @@
               <w:rPr>
                 <w:rFonts w:ascii="Times New Roman" w:hAnsi="Times New Roman" w:cs="Times New Roman"/>
                 <w:color w:val="000000"/>
-                <w:sz w:val="20"/>
-                <w:szCs w:val="20"/>
               </w:rPr>
             </w:pPr>
             <w:r>
               <w:rPr>
-                <w:color w:val="000000"/>
-                <w:sz w:val="20"/>
-                <w:szCs w:val="20"/>
+                <w:rFonts w:ascii="Aptos" w:hAnsi="Aptos" w:cs="Aptos" w:eastAsia="Aptos"/>
+                <w:color w:val="000000"/>
+                <w:sz w:val="22"/>
+                <w:szCs w:val="22"/>
               </w:rPr>
               <w:t>Articulating methodology</w:t>
             </w:r>
@@ -719,15 +730,14 @@
               <w:rPr>
                 <w:rFonts w:ascii="Times New Roman" w:hAnsi="Times New Roman" w:cs="Times New Roman"/>
                 <w:color w:val="000000"/>
-                <w:sz w:val="20"/>
-                <w:szCs w:val="20"/>
               </w:rPr>
             </w:pPr>
             <w:r>
               <w:rPr>
-                <w:color w:val="000000"/>
-                <w:sz w:val="20"/>
-                <w:szCs w:val="20"/>
+                <w:rFonts w:ascii="Aptos" w:hAnsi="Aptos" w:cs="Aptos" w:eastAsia="Aptos"/>
+                <w:color w:val="000000"/>
+                <w:sz w:val="22"/>
+                <w:szCs w:val="22"/>
               </w:rPr>
               <w:t>(4) Able to explain why test was chosen, why it is the best test, and when to refer for additional testing or information</w:t>
             </w:r>
@@ -743,15 +753,14 @@
               <w:rPr>
                 <w:rFonts w:ascii="Times New Roman" w:hAnsi="Times New Roman" w:cs="Times New Roman"/>
                 <w:color w:val="000000"/>
-                <w:sz w:val="20"/>
-                <w:szCs w:val="20"/>
               </w:rPr>
             </w:pPr>
             <w:r>
               <w:rPr>
-                <w:color w:val="000000"/>
-                <w:sz w:val="20"/>
-                <w:szCs w:val="20"/>
+                <w:rFonts w:ascii="Aptos" w:hAnsi="Aptos" w:cs="Aptos" w:eastAsia="Aptos"/>
+                <w:color w:val="000000"/>
+                <w:sz w:val="22"/>
+                <w:szCs w:val="22"/>
               </w:rPr>
               <w:t>(3) Accurately describes why they chose the special test and why it is the best test but does not articulate when to refer</w:t>
             </w:r>
@@ -767,15 +776,14 @@
               <w:rPr>
                 <w:rFonts w:ascii="Times New Roman" w:hAnsi="Times New Roman" w:cs="Times New Roman"/>
                 <w:color w:val="000000"/>
-                <w:sz w:val="20"/>
-                <w:szCs w:val="20"/>
               </w:rPr>
             </w:pPr>
             <w:r>
               <w:rPr>
-                <w:color w:val="000000"/>
-                <w:sz w:val="20"/>
-                <w:szCs w:val="20"/>
+                <w:rFonts w:ascii="Aptos" w:hAnsi="Aptos" w:cs="Aptos" w:eastAsia="Aptos"/>
+                <w:color w:val="000000"/>
+                <w:sz w:val="22"/>
+                <w:szCs w:val="22"/>
               </w:rPr>
               <w:t>(2) Accurately describes why they chose the special test with no further information</w:t>
             </w:r>
@@ -791,15 +799,14 @@
               <w:rPr>
                 <w:rFonts w:ascii="Times New Roman" w:hAnsi="Times New Roman" w:cs="Times New Roman"/>
                 <w:color w:val="000000"/>
-                <w:sz w:val="20"/>
-                <w:szCs w:val="20"/>
               </w:rPr>
             </w:pPr>
             <w:r>
               <w:rPr>
-                <w:color w:val="000000"/>
-                <w:sz w:val="20"/>
-                <w:szCs w:val="20"/>
+                <w:rFonts w:ascii="Aptos" w:hAnsi="Aptos" w:cs="Aptos" w:eastAsia="Aptos"/>
+                <w:color w:val="000000"/>
+                <w:sz w:val="22"/>
+                <w:szCs w:val="22"/>
               </w:rPr>
               <w:t>(1) Is unable to articulate why they chose the special test</w:t>
             </w:r>
@@ -818,15 +825,14 @@
               <w:rPr>
                 <w:rFonts w:ascii="Times New Roman" w:hAnsi="Times New Roman" w:cs="Times New Roman"/>
                 <w:color w:val="000000"/>
-                <w:sz w:val="20"/>
-                <w:szCs w:val="20"/>
               </w:rPr>
             </w:pPr>
             <w:r>
               <w:rPr>
-                <w:color w:val="000000"/>
-                <w:sz w:val="20"/>
-                <w:szCs w:val="20"/>
+                <w:rFonts w:ascii="Aptos" w:hAnsi="Aptos" w:cs="Aptos" w:eastAsia="Aptos"/>
+                <w:color w:val="000000"/>
+                <w:sz w:val="22"/>
+                <w:szCs w:val="22"/>
               </w:rPr>
               <w:t>Questioning</w:t>
             </w:r>
@@ -842,15 +848,14 @@
               <w:rPr>
                 <w:rFonts w:ascii="Times New Roman" w:hAnsi="Times New Roman" w:cs="Times New Roman"/>
                 <w:color w:val="000000"/>
-                <w:sz w:val="20"/>
-                <w:szCs w:val="20"/>
               </w:rPr>
             </w:pPr>
             <w:r>
               <w:rPr>
-                <w:color w:val="000000"/>
-                <w:sz w:val="20"/>
-                <w:szCs w:val="20"/>
+                <w:rFonts w:ascii="Aptos" w:hAnsi="Aptos" w:cs="Aptos" w:eastAsia="Aptos"/>
+                <w:color w:val="000000"/>
+                <w:sz w:val="22"/>
+                <w:szCs w:val="22"/>
               </w:rPr>
               <w:t>(4) Able to accurately answer all questions posed by the proctor/patient</w:t>
             </w:r>
@@ -866,15 +871,14 @@
               <w:rPr>
                 <w:rFonts w:ascii="Times New Roman" w:hAnsi="Times New Roman" w:cs="Times New Roman"/>
                 <w:color w:val="000000"/>
-                <w:sz w:val="20"/>
-                <w:szCs w:val="20"/>
               </w:rPr>
             </w:pPr>
             <w:r>
               <w:rPr>
-                <w:color w:val="000000"/>
-                <w:sz w:val="20"/>
-                <w:szCs w:val="20"/>
+                <w:rFonts w:ascii="Aptos" w:hAnsi="Aptos" w:cs="Aptos" w:eastAsia="Aptos"/>
+                <w:color w:val="000000"/>
+                <w:sz w:val="22"/>
+                <w:szCs w:val="22"/>
               </w:rPr>
               <w:t>(3) Able to accurately answer 75% of the questions</w:t>
             </w:r>
@@ -890,15 +894,14 @@
               <w:rPr>
                 <w:rFonts w:ascii="Times New Roman" w:hAnsi="Times New Roman" w:cs="Times New Roman"/>
                 <w:color w:val="000000"/>
-                <w:sz w:val="20"/>
-                <w:szCs w:val="20"/>
               </w:rPr>
             </w:pPr>
             <w:r>
               <w:rPr>
-                <w:color w:val="000000"/>
-                <w:sz w:val="20"/>
-                <w:szCs w:val="20"/>
+                <w:rFonts w:ascii="Aptos" w:hAnsi="Aptos" w:cs="Aptos" w:eastAsia="Aptos"/>
+                <w:color w:val="000000"/>
+                <w:sz w:val="22"/>
+                <w:szCs w:val="22"/>
               </w:rPr>
               <w:t>(2) Able to accurately answer half of the questions</w:t>
             </w:r>
@@ -914,15 +917,14 @@
               <w:rPr>
                 <w:rFonts w:ascii="Times New Roman" w:hAnsi="Times New Roman" w:cs="Times New Roman"/>
                 <w:color w:val="000000"/>
-                <w:sz w:val="20"/>
-                <w:szCs w:val="20"/>
               </w:rPr>
             </w:pPr>
             <w:r>
               <w:rPr>
-                <w:color w:val="000000"/>
-                <w:sz w:val="20"/>
-                <w:szCs w:val="20"/>
+                <w:rFonts w:ascii="Aptos" w:hAnsi="Aptos" w:cs="Aptos" w:eastAsia="Aptos"/>
+                <w:color w:val="000000"/>
+                <w:sz w:val="22"/>
+                <w:szCs w:val="22"/>
               </w:rPr>
               <w:t>(1) Is unable to answer any of the questions</w:t>
             </w:r>
@@ -930,9 +932,8 @@
         </w:tc>
       </w:tr>
     </w:tbl>
-    <w:p/>
     <w:sectPr>
-      <w:footerReference w:type="default" r:id="rId8"/>
+      <w:footerReference w:type="default" r:id="rId10"/>
       <w:pgSz w:w="12240" w:h="15840"/>
       <w:pgMar w:top="1440" w:right="1440" w:bottom="1440" w:left="1440" w:header="706" w:footer="706" w:gutter="0"/>
       <w:cols w:space="720"/>
@@ -943,7 +944,7 @@
 </file>
 
 <file path=word/endnotes.xml><?xml version="1.0" encoding="utf-8"?>
-<w:endnotes xmlns:wpc="http://schemas.microsoft.com/office/word/2010/wordprocessingCanvas" xmlns:cx="http://schemas.microsoft.com/office/drawing/2014/chartex" xmlns:cx1="http://schemas.microsoft.com/office/drawing/2015/9/8/chartex" xmlns:cx2="http://schemas.microsoft.com/office/drawing/2015/10/21/chartex" xmlns:cx3="http://schemas.microsoft.com/office/drawing/2016/5/9/chartex" xmlns:cx4="http://schemas.microsoft.com/office/drawing/2016/5/10/chartex" xmlns:cx5="http://schemas.microsoft.com/office/drawing/2016/5/11/chartex" xmlns:cx6="http://schemas.microsoft.com/office/drawing/2016/5/12/chartex" xmlns:cx7="http://schemas.microsoft.com/office/drawing/2016/5/13/chartex" xmlns:cx8="http://schemas.microsoft.com/office/drawing/2016/5/14/chartex" xmlns:mc="http://schemas.openxmlformats.org/markup-compatibility/2006" xmlns:aink="http://schemas.microsoft.com/office/drawing/2016/ink" xmlns:am3d="http://schemas.microsoft.com/office/drawing/2017/model3d" xmlns:o="urn:schemas-microsoft-com:office:office" xmlns:oel="http://schemas.microsoft.com/office/2019/extlst" xmlns:r="http://schemas.openxmlformats.org/officeDocument/2006/relationships" xmlns:m="http://schemas.openxmlformats.org/officeDocument/2006/math" xmlns:v="urn:schemas-microsoft-com:vml" xmlns:wp14="http://schemas.microsoft.com/office/word/2010/wordprocessingDrawing" xmlns:wp="http://schemas.openxmlformats.org/drawingml/2006/wordprocessingDrawing" xmlns:w10="urn:schemas-microsoft-com:office:word" xmlns:w="http://schemas.openxmlformats.org/wordprocessingml/2006/main" xmlns:w14="http://schemas.microsoft.com/office/word/2010/wordml" xmlns:w15="http://schemas.microsoft.com/office/word/2012/wordml" xmlns:w16cex="http://schemas.microsoft.com/office/word/2018/wordml/cex" xmlns:w16cid="http://schemas.microsoft.com/office/word/2016/wordml/cid" xmlns:w16="http://schemas.microsoft.com/office/word/2018/wordml" xmlns:w16du="http://schemas.microsoft.com/office/word/2023/wordml/word16du" xmlns:w16sdtdh="http://schemas.microsoft.com/office/word/2020/wordml/sdtdatahash" xmlns:w16sdtfl="http://schemas.microsoft.com/office/word/2024/wordml/sdtformatlock" xmlns:w16se="http://schemas.microsoft.com/office/word/2015/wordml/symex" xmlns:wpg="http://schemas.microsoft.com/office/word/2010/wordprocessingGroup" xmlns:wpi="http://schemas.microsoft.com/office/word/2010/wordprocessingInk" xmlns:wne="http://schemas.microsoft.com/office/word/2006/wordml" xmlns:wps="http://schemas.microsoft.com/office/word/2010/wordprocessingShape" mc:Ignorable="w14 w15 w16se w16cid w16 w16cex w16sdtdh w16sdtfl w16du wp14">
+<w:endnotes xmlns:wpc="http://schemas.microsoft.com/office/word/2010/wordprocessingCanvas" xmlns:cx="http://schemas.microsoft.com/office/drawing/2014/chartex" xmlns:cx1="http://schemas.microsoft.com/office/drawing/2015/9/8/chartex" xmlns:cx2="http://schemas.microsoft.com/office/drawing/2015/10/21/chartex" xmlns:cx3="http://schemas.microsoft.com/office/drawing/2016/5/9/chartex" xmlns:cx4="http://schemas.microsoft.com/office/drawing/2016/5/10/chartex" xmlns:cx5="http://schemas.microsoft.com/office/drawing/2016/5/11/chartex" xmlns:cx6="http://schemas.microsoft.com/office/drawing/2016/5/12/chartex" xmlns:cx7="http://schemas.microsoft.com/office/drawing/2016/5/13/chartex" xmlns:cx8="http://schemas.microsoft.com/office/drawing/2016/5/14/chartex" xmlns:mc="http://schemas.openxmlformats.org/markup-compatibility/2006" xmlns:aink="http://schemas.microsoft.com/office/drawing/2016/ink" xmlns:am3d="http://schemas.microsoft.com/office/drawing/2017/model3d" xmlns:o="urn:schemas-microsoft-com:office:office" xmlns:oel="http://schemas.microsoft.com/office/2019/extlst" xmlns:r="http://schemas.openxmlformats.org/officeDocument/2006/relationships" xmlns:m="http://schemas.openxmlformats.org/officeDocument/2006/math" xmlns:v="urn:schemas-microsoft-com:vml" xmlns:wp14="http://schemas.microsoft.com/office/word/2010/wordprocessingDrawing" xmlns:wp="http://schemas.openxmlformats.org/drawingml/2006/wordprocessingDrawing" xmlns:w10="urn:schemas-microsoft-com:office:word" xmlns:w="http://schemas.openxmlformats.org/wordprocessingml/2006/main" xmlns:w14="http://schemas.microsoft.com/office/word/2010/wordml" xmlns:w15="http://schemas.microsoft.com/office/word/2012/wordml" xmlns:w16cei="http://schemas.microsoft.com/office/word/2026/wordml/cei" xmlns:w16cex="http://schemas.microsoft.com/office/word/2018/wordml/cex" xmlns:w16cid="http://schemas.microsoft.com/office/word/2016/wordml/cid" xmlns:w16="http://schemas.microsoft.com/office/word/2018/wordml" xmlns:w16du="http://schemas.microsoft.com/office/word/2023/wordml/word16du" xmlns:w16sdtdh="http://schemas.microsoft.com/office/word/2020/wordml/sdtdatahash" xmlns:w16sdtfl="http://schemas.microsoft.com/office/word/2024/wordml/sdtformatlock" xmlns:w16se="http://schemas.microsoft.com/office/word/2015/wordml/symex" xmlns:wpg="http://schemas.microsoft.com/office/word/2010/wordprocessingGroup" xmlns:wpi="http://schemas.microsoft.com/office/word/2010/wordprocessingInk" xmlns:wne="http://schemas.microsoft.com/office/word/2006/wordml" xmlns:wps="http://schemas.microsoft.com/office/word/2010/wordprocessingShape" mc:Ignorable="w14 w15 w16se w16cid w16 w16cex w16sdtdh w16sdtfl w16du wp14">
   <w:endnote w:type="separator" w:id="-1">
     <w:p>
       <w:pPr>
@@ -968,19 +969,22 @@
 </file>
 
 <file path=word/footer1.xml><?xml version="1.0" encoding="utf-8"?>
-<w:ftr xmlns:wpc="http://schemas.microsoft.com/office/word/2010/wordprocessingCanvas" xmlns:cx="http://schemas.microsoft.com/office/drawing/2014/chartex" xmlns:cx1="http://schemas.microsoft.com/office/drawing/2015/9/8/chartex" xmlns:cx2="http://schemas.microsoft.com/office/drawing/2015/10/21/chartex" xmlns:cx3="http://schemas.microsoft.com/office/drawing/2016/5/9/chartex" xmlns:cx4="http://schemas.microsoft.com/office/drawing/2016/5/10/chartex" xmlns:cx5="http://schemas.microsoft.com/office/drawing/2016/5/11/chartex" xmlns:cx6="http://schemas.microsoft.com/office/drawing/2016/5/12/chartex" xmlns:cx7="http://schemas.microsoft.com/office/drawing/2016/5/13/chartex" xmlns:cx8="http://schemas.microsoft.com/office/drawing/2016/5/14/chartex" xmlns:mc="http://schemas.openxmlformats.org/markup-compatibility/2006" xmlns:aink="http://schemas.microsoft.com/office/drawing/2016/ink" xmlns:am3d="http://schemas.microsoft.com/office/drawing/2017/model3d" xmlns:o="urn:schemas-microsoft-com:office:office" xmlns:oel="http://schemas.microsoft.com/office/2019/extlst" xmlns:r="http://schemas.openxmlformats.org/officeDocument/2006/relationships" xmlns:m="http://schemas.openxmlformats.org/officeDocument/2006/math" xmlns:v="urn:schemas-microsoft-com:vml" xmlns:wp14="http://schemas.microsoft.com/office/word/2010/wordprocessingDrawing" xmlns:wp="http://schemas.openxmlformats.org/drawingml/2006/wordprocessingDrawing" xmlns:w10="urn:schemas-microsoft-com:office:word" xmlns:w="http://schemas.openxmlformats.org/wordprocessingml/2006/main" xmlns:w14="http://schemas.microsoft.com/office/word/2010/wordml" xmlns:w15="http://schemas.microsoft.com/office/word/2012/wordml" xmlns:w16cex="http://schemas.microsoft.com/office/word/2018/wordml/cex" xmlns:w16cid="http://schemas.microsoft.com/office/word/2016/wordml/cid" xmlns:w16="http://schemas.microsoft.com/office/word/2018/wordml" xmlns:w16du="http://schemas.microsoft.com/office/word/2023/wordml/word16du" xmlns:w16sdtdh="http://schemas.microsoft.com/office/word/2020/wordml/sdtdatahash" xmlns:w16sdtfl="http://schemas.microsoft.com/office/word/2024/wordml/sdtformatlock" xmlns:w16se="http://schemas.microsoft.com/office/word/2015/wordml/symex" xmlns:wpg="http://schemas.microsoft.com/office/word/2010/wordprocessingGroup" xmlns:wpi="http://schemas.microsoft.com/office/word/2010/wordprocessingInk" xmlns:wne="http://schemas.microsoft.com/office/word/2006/wordml" xmlns:wps="http://schemas.microsoft.com/office/word/2010/wordprocessingShape" mc:Ignorable="w14 w15 w16se w16cid w16 w16cex w16sdtdh w16sdtfl w16du wp14">
+<w:ftr xmlns:m="http://schemas.openxmlformats.org/officeDocument/2006/math" xmlns:mc="http://schemas.openxmlformats.org/markup-compatibility/2006" xmlns:mo="http://schemas.microsoft.com/office/mac/office/2008/main" xmlns:mv="urn:schemas-microsoft-com:mac:vml" xmlns:o="urn:schemas-microsoft-com:office:office" xmlns:r="http://schemas.openxmlformats.org/officeDocument/2006/relationships" xmlns:v="urn:schemas-microsoft-com:vml" xmlns:w10="urn:schemas-microsoft-com:office:word" xmlns:w14="http://schemas.microsoft.com/office/word/2010/wordml" xmlns:w="http://schemas.openxmlformats.org/wordprocessingml/2006/main" xmlns:wne="http://schemas.microsoft.com/office/word/2006/wordml" xmlns:wp14="http://schemas.microsoft.com/office/word/2010/wordprocessingDrawing" xmlns:wp="http://schemas.openxmlformats.org/drawingml/2006/wordprocessingDrawing" xmlns:wpc="http://schemas.microsoft.com/office/word/2010/wordprocessingCanvas" xmlns:wpg="http://schemas.microsoft.com/office/word/2010/wordprocessingGroup" xmlns:wpi="http://schemas.microsoft.com/office/word/2010/wordprocessingInk" xmlns:wps="http://schemas.microsoft.com/office/word/2010/wordprocessingShape" mc:Ignorable="w14 wp14">
   <w:p>
     <w:pPr>
-      <w:spacing w:after="0" w:line="240" w:lineRule="auto"/>
+      <w:spacing w:line="240" w:lineRule="auto" w:before="0" w:after="0"/>
+      <w:jc w:val="left"/>
     </w:pPr>
     <w:r>
       <w:rPr>
+        <w:rFonts w:ascii="Aptos" w:hAnsi="Aptos" w:eastAsia="Aptos" w:cs="Aptos"/>
         <w:sz w:val="18"/>
       </w:rPr>
       <w:t xml:space="preserve">From J.M. Larson and H.L. Stedge, </w:t>
     </w:r>
     <w:r>
       <w:rPr>
+        <w:rFonts w:ascii="Aptos" w:hAnsi="Aptos" w:eastAsia="Aptos" w:cs="Aptos"/>
         <w:i/>
         <w:sz w:val="18"/>
       </w:rPr>
@@ -988,6 +992,7 @@
     </w:r>
     <w:r>
       <w:rPr>
+        <w:rFonts w:ascii="Aptos" w:hAnsi="Aptos" w:eastAsia="Aptos" w:cs="Aptos"/>
         <w:sz w:val="18"/>
       </w:rPr>
       <w:t xml:space="preserve"> (Human Kinetics, 2027).</w:t>
@@ -997,7 +1002,7 @@
 </file>
 
 <file path=word/footnotes.xml><?xml version="1.0" encoding="utf-8"?>
-<w:footnotes xmlns:wpc="http://schemas.microsoft.com/office/word/2010/wordprocessingCanvas" xmlns:cx="http://schemas.microsoft.com/office/drawing/2014/chartex" xmlns:cx1="http://schemas.microsoft.com/office/drawing/2015/9/8/chartex" xmlns:cx2="http://schemas.microsoft.com/office/drawing/2015/10/21/chartex" xmlns:cx3="http://schemas.microsoft.com/office/drawing/2016/5/9/chartex" xmlns:cx4="http://schemas.microsoft.com/office/drawing/2016/5/10/chartex" xmlns:cx5="http://schemas.microsoft.com/office/drawing/2016/5/11/chartex" xmlns:cx6="http://schemas.microsoft.com/office/drawing/2016/5/12/chartex" xmlns:cx7="http://schemas.microsoft.com/office/drawing/2016/5/13/chartex" xmlns:cx8="http://schemas.microsoft.com/office/drawing/2016/5/14/chartex" xmlns:mc="http://schemas.openxmlformats.org/markup-compatibility/2006" xmlns:aink="http://schemas.microsoft.com/office/drawing/2016/ink" xmlns:am3d="http://schemas.microsoft.com/office/drawing/2017/model3d" xmlns:o="urn:schemas-microsoft-com:office:office" xmlns:oel="http://schemas.microsoft.com/office/2019/extlst" xmlns:r="http://schemas.openxmlformats.org/officeDocument/2006/relationships" xmlns:m="http://schemas.openxmlformats.org/officeDocument/2006/math" xmlns:v="urn:schemas-microsoft-com:vml" xmlns:wp14="http://schemas.microsoft.com/office/word/2010/wordprocessingDrawing" xmlns:wp="http://schemas.openxmlformats.org/drawingml/2006/wordprocessingDrawing" xmlns:w10="urn:schemas-microsoft-com:office:word" xmlns:w="http://schemas.openxmlformats.org/wordprocessingml/2006/main" xmlns:w14="http://schemas.microsoft.com/office/word/2010/wordml" xmlns:w15="http://schemas.microsoft.com/office/word/2012/wordml" xmlns:w16cex="http://schemas.microsoft.com/office/word/2018/wordml/cex" xmlns:w16cid="http://schemas.microsoft.com/office/word/2016/wordml/cid" xmlns:w16="http://schemas.microsoft.com/office/word/2018/wordml" xmlns:w16du="http://schemas.microsoft.com/office/word/2023/wordml/word16du" xmlns:w16sdtdh="http://schemas.microsoft.com/office/word/2020/wordml/sdtdatahash" xmlns:w16sdtfl="http://schemas.microsoft.com/office/word/2024/wordml/sdtformatlock" xmlns:w16se="http://schemas.microsoft.com/office/word/2015/wordml/symex" xmlns:wpg="http://schemas.microsoft.com/office/word/2010/wordprocessingGroup" xmlns:wpi="http://schemas.microsoft.com/office/word/2010/wordprocessingInk" xmlns:wne="http://schemas.microsoft.com/office/word/2006/wordml" xmlns:wps="http://schemas.microsoft.com/office/word/2010/wordprocessingShape" mc:Ignorable="w14 w15 w16se w16cid w16 w16cex w16sdtdh w16sdtfl w16du wp14">
+<w:footnotes xmlns:wpc="http://schemas.microsoft.com/office/word/2010/wordprocessingCanvas" xmlns:cx="http://schemas.microsoft.com/office/drawing/2014/chartex" xmlns:cx1="http://schemas.microsoft.com/office/drawing/2015/9/8/chartex" xmlns:cx2="http://schemas.microsoft.com/office/drawing/2015/10/21/chartex" xmlns:cx3="http://schemas.microsoft.com/office/drawing/2016/5/9/chartex" xmlns:cx4="http://schemas.microsoft.com/office/drawing/2016/5/10/chartex" xmlns:cx5="http://schemas.microsoft.com/office/drawing/2016/5/11/chartex" xmlns:cx6="http://schemas.microsoft.com/office/drawing/2016/5/12/chartex" xmlns:cx7="http://schemas.microsoft.com/office/drawing/2016/5/13/chartex" xmlns:cx8="http://schemas.microsoft.com/office/drawing/2016/5/14/chartex" xmlns:mc="http://schemas.openxmlformats.org/markup-compatibility/2006" xmlns:aink="http://schemas.microsoft.com/office/drawing/2016/ink" xmlns:am3d="http://schemas.microsoft.com/office/drawing/2017/model3d" xmlns:o="urn:schemas-microsoft-com:office:office" xmlns:oel="http://schemas.microsoft.com/office/2019/extlst" xmlns:r="http://schemas.openxmlformats.org/officeDocument/2006/relationships" xmlns:m="http://schemas.openxmlformats.org/officeDocument/2006/math" xmlns:v="urn:schemas-microsoft-com:vml" xmlns:wp14="http://schemas.microsoft.com/office/word/2010/wordprocessingDrawing" xmlns:wp="http://schemas.openxmlformats.org/drawingml/2006/wordprocessingDrawing" xmlns:w10="urn:schemas-microsoft-com:office:word" xmlns:w="http://schemas.openxmlformats.org/wordprocessingml/2006/main" xmlns:w14="http://schemas.microsoft.com/office/word/2010/wordml" xmlns:w15="http://schemas.microsoft.com/office/word/2012/wordml" xmlns:w16cei="http://schemas.microsoft.com/office/word/2026/wordml/cei" xmlns:w16cex="http://schemas.microsoft.com/office/word/2018/wordml/cex" xmlns:w16cid="http://schemas.microsoft.com/office/word/2016/wordml/cid" xmlns:w16="http://schemas.microsoft.com/office/word/2018/wordml" xmlns:w16du="http://schemas.microsoft.com/office/word/2023/wordml/word16du" xmlns:w16sdtdh="http://schemas.microsoft.com/office/word/2020/wordml/sdtdatahash" xmlns:w16sdtfl="http://schemas.microsoft.com/office/word/2024/wordml/sdtformatlock" xmlns:w16se="http://schemas.microsoft.com/office/word/2015/wordml/symex" xmlns:wpg="http://schemas.microsoft.com/office/word/2010/wordprocessingGroup" xmlns:wpi="http://schemas.microsoft.com/office/word/2010/wordprocessingInk" xmlns:wne="http://schemas.microsoft.com/office/word/2006/wordml" xmlns:wps="http://schemas.microsoft.com/office/word/2010/wordprocessingShape" mc:Ignorable="w14 w15 w16se w16cid w16 w16cex w16sdtdh w16sdtfl w16du wp14">
   <w:footnote w:type="separator" w:id="-1">
     <w:p>
       <w:pPr>
@@ -1022,7 +1027,7 @@
 </file>
 
 <file path=word/numbering.xml><?xml version="1.0" encoding="utf-8"?>
-<w:numbering xmlns:wpc="http://schemas.microsoft.com/office/word/2010/wordprocessingCanvas" xmlns:cx="http://schemas.microsoft.com/office/drawing/2014/chartex" xmlns:cx1="http://schemas.microsoft.com/office/drawing/2015/9/8/chartex" xmlns:cx2="http://schemas.microsoft.com/office/drawing/2015/10/21/chartex" xmlns:cx3="http://schemas.microsoft.com/office/drawing/2016/5/9/chartex" xmlns:cx4="http://schemas.microsoft.com/office/drawing/2016/5/10/chartex" xmlns:cx5="http://schemas.microsoft.com/office/drawing/2016/5/11/chartex" xmlns:cx6="http://schemas.microsoft.com/office/drawing/2016/5/12/chartex" xmlns:cx7="http://schemas.microsoft.com/office/drawing/2016/5/13/chartex" xmlns:cx8="http://schemas.microsoft.com/office/drawing/2016/5/14/chartex" xmlns:mc="http://schemas.openxmlformats.org/markup-compatibility/2006" xmlns:aink="http://schemas.microsoft.com/office/drawing/2016/ink" xmlns:am3d="http://schemas.microsoft.com/office/drawing/2017/model3d" xmlns:o="urn:schemas-microsoft-com:office:office" xmlns:oel="http://schemas.microsoft.com/office/2019/extlst" xmlns:r="http://schemas.openxmlformats.org/officeDocument/2006/relationships" xmlns:m="http://schemas.openxmlformats.org/officeDocument/2006/math" xmlns:v="urn:schemas-microsoft-com:vml" xmlns:wp14="http://schemas.microsoft.com/office/word/2010/wordprocessingDrawing" xmlns:wp="http://schemas.openxmlformats.org/drawingml/2006/wordprocessingDrawing" xmlns:w10="urn:schemas-microsoft-com:office:word" xmlns:w="http://schemas.openxmlformats.org/wordprocessingml/2006/main" xmlns:w14="http://schemas.microsoft.com/office/word/2010/wordml" xmlns:w15="http://schemas.microsoft.com/office/word/2012/wordml" xmlns:w16cex="http://schemas.microsoft.com/office/word/2018/wordml/cex" xmlns:w16cid="http://schemas.microsoft.com/office/word/2016/wordml/cid" xmlns:w16="http://schemas.microsoft.com/office/word/2018/wordml" xmlns:w16du="http://schemas.microsoft.com/office/word/2023/wordml/word16du" xmlns:w16sdtdh="http://schemas.microsoft.com/office/word/2020/wordml/sdtdatahash" xmlns:w16sdtfl="http://schemas.microsoft.com/office/word/2024/wordml/sdtformatlock" xmlns:w16se="http://schemas.microsoft.com/office/word/2015/wordml/symex" xmlns:wpg="http://schemas.microsoft.com/office/word/2010/wordprocessingGroup" xmlns:wpi="http://schemas.microsoft.com/office/word/2010/wordprocessingInk" xmlns:wne="http://schemas.microsoft.com/office/word/2006/wordml" xmlns:wps="http://schemas.microsoft.com/office/word/2010/wordprocessingShape" mc:Ignorable="w14 w15 w16se w16cid w16 w16cex w16sdtdh w16sdtfl w16du wp14">
+<w:numbering xmlns:wpc="http://schemas.microsoft.com/office/word/2010/wordprocessingCanvas" xmlns:cx="http://schemas.microsoft.com/office/drawing/2014/chartex" xmlns:cx1="http://schemas.microsoft.com/office/drawing/2015/9/8/chartex" xmlns:cx2="http://schemas.microsoft.com/office/drawing/2015/10/21/chartex" xmlns:cx3="http://schemas.microsoft.com/office/drawing/2016/5/9/chartex" xmlns:cx4="http://schemas.microsoft.com/office/drawing/2016/5/10/chartex" xmlns:cx5="http://schemas.microsoft.com/office/drawing/2016/5/11/chartex" xmlns:cx6="http://schemas.microsoft.com/office/drawing/2016/5/12/chartex" xmlns:cx7="http://schemas.microsoft.com/office/drawing/2016/5/13/chartex" xmlns:cx8="http://schemas.microsoft.com/office/drawing/2016/5/14/chartex" xmlns:mc="http://schemas.openxmlformats.org/markup-compatibility/2006" xmlns:aink="http://schemas.microsoft.com/office/drawing/2016/ink" xmlns:am3d="http://schemas.microsoft.com/office/drawing/2017/model3d" xmlns:o="urn:schemas-microsoft-com:office:office" xmlns:oel="http://schemas.microsoft.com/office/2019/extlst" xmlns:r="http://schemas.openxmlformats.org/officeDocument/2006/relationships" xmlns:m="http://schemas.openxmlformats.org/officeDocument/2006/math" xmlns:v="urn:schemas-microsoft-com:vml" xmlns:wp14="http://schemas.microsoft.com/office/word/2010/wordprocessingDrawing" xmlns:wp="http://schemas.openxmlformats.org/drawingml/2006/wordprocessingDrawing" xmlns:w10="urn:schemas-microsoft-com:office:word" xmlns:w="http://schemas.openxmlformats.org/wordprocessingml/2006/main" xmlns:w14="http://schemas.microsoft.com/office/word/2010/wordml" xmlns:w15="http://schemas.microsoft.com/office/word/2012/wordml" xmlns:w16cei="http://schemas.microsoft.com/office/word/2026/wordml/cei" xmlns:w16cex="http://schemas.microsoft.com/office/word/2018/wordml/cex" xmlns:w16cid="http://schemas.microsoft.com/office/word/2016/wordml/cid" xmlns:w16="http://schemas.microsoft.com/office/word/2018/wordml" xmlns:w16du="http://schemas.microsoft.com/office/word/2023/wordml/word16du" xmlns:w16sdtdh="http://schemas.microsoft.com/office/word/2020/wordml/sdtdatahash" xmlns:w16sdtfl="http://schemas.microsoft.com/office/word/2024/wordml/sdtformatlock" xmlns:w16se="http://schemas.microsoft.com/office/word/2015/wordml/symex" xmlns:wpg="http://schemas.microsoft.com/office/word/2010/wordprocessingGroup" xmlns:wpi="http://schemas.microsoft.com/office/word/2010/wordprocessingInk" xmlns:wne="http://schemas.microsoft.com/office/word/2006/wordml" xmlns:wps="http://schemas.microsoft.com/office/word/2010/wordprocessingShape" mc:Ignorable="w14 w15 w16se w16cid w16 w16cex w16sdtdh w16sdtfl w16du wp14">
   <w:abstractNum w:abstractNumId="0" w15:restartNumberingAfterBreak="0">
     <w:nsid w:val="C2A1A4FE"/>
     <w:multiLevelType w:val="hybridMultilevel"/>
@@ -2564,7 +2569,7 @@
     <w:qFormat/>
     <w:rsid w:val="0094796A"/>
     <w:rPr>
-      <w:rFonts w:ascii="Aptos" w:eastAsia="Aptos" w:hAnsi="Aptos" w:cs="Aptos"/>
+      <w:rFonts w:ascii="Aptos" w:hAnsi="Aptos" w:eastAsia="Aptos" w:cs="Aptos"/>
     </w:rPr>
   </w:style>
   <w:style w:type="paragraph" w:styleId="Heading1">
